--- a/work/reviewresponse/MBACase_ReviewResponsePlaybook_FULL_EN.docx
+++ b/work/reviewresponse/MBACase_ReviewResponsePlaybook_FULL_EN.docx
@@ -40,8 +40,6 @@
       <w:r>
         <w:rPr>
           <w:rFonts w:ascii="Noto Sans CJK KR" w:cs="Noto Sans CJK KR" w:eastAsia="Noto Sans CJK KR" w:hAnsi="Noto Sans CJK KR"/>
-          <w:b w:val="false"/>
-          <w:bCs w:val="false"/>
           <w:i/>
           <w:iCs/>
           <w:sz w:val="22"/>
@@ -52,8 +50,6 @@
       <w:r>
         <w:rPr>
           <w:rFonts w:ascii="Noto Sans CJK KR" w:cs="Noto Sans CJK KR" w:eastAsia="Noto Sans CJK KR" w:hAnsi="Noto Sans CJK KR"/>
-          <w:b/>
-          <w:bCs/>
           <w:i/>
           <w:iCs/>
           <w:sz w:val="22"/>
@@ -64,8 +60,6 @@
       <w:r>
         <w:rPr>
           <w:rFonts w:ascii="Noto Sans CJK KR" w:cs="Noto Sans CJK KR" w:eastAsia="Noto Sans CJK KR" w:hAnsi="Noto Sans CJK KR"/>
-          <w:b w:val="false"/>
-          <w:bCs w:val="false"/>
           <w:i/>
           <w:iCs/>
           <w:sz w:val="22"/>
@@ -76,8 +70,6 @@
       <w:r>
         <w:rPr>
           <w:rFonts w:ascii="Noto Sans CJK KR" w:cs="Noto Sans CJK KR" w:eastAsia="Noto Sans CJK KR" w:hAnsi="Noto Sans CJK KR"/>
-          <w:b/>
-          <w:bCs/>
           <w:i/>
           <w:iCs/>
           <w:sz w:val="22"/>
@@ -88,8 +80,6 @@
       <w:r>
         <w:rPr>
           <w:rFonts w:ascii="Noto Sans CJK KR" w:cs="Noto Sans CJK KR" w:eastAsia="Noto Sans CJK KR" w:hAnsi="Noto Sans CJK KR"/>
-          <w:b w:val="false"/>
-          <w:bCs w:val="false"/>
           <w:i/>
           <w:iCs/>
           <w:sz w:val="22"/>
@@ -100,8 +90,6 @@
       <w:r>
         <w:rPr>
           <w:rFonts w:ascii="Noto Sans CJK KR" w:cs="Noto Sans CJK KR" w:eastAsia="Noto Sans CJK KR" w:hAnsi="Noto Sans CJK KR"/>
-          <w:b/>
-          <w:bCs/>
           <w:i/>
           <w:iCs/>
           <w:sz w:val="22"/>
@@ -112,8 +100,6 @@
       <w:r>
         <w:rPr>
           <w:rFonts w:ascii="Noto Sans CJK KR" w:cs="Noto Sans CJK KR" w:eastAsia="Noto Sans CJK KR" w:hAnsi="Noto Sans CJK KR"/>
-          <w:b w:val="false"/>
-          <w:bCs w:val="false"/>
           <w:i/>
           <w:iCs/>
           <w:sz w:val="22"/>
@@ -246,8 +232,6 @@
           <w:rFonts w:ascii="Noto Sans CJK KR" w:cs="Noto Sans CJK KR" w:eastAsia="Noto Sans CJK KR" w:hAnsi="Noto Sans CJK KR"/>
           <w:b/>
           <w:bCs/>
-          <w:i w:val="false"/>
-          <w:iCs w:val="false"/>
           <w:sz w:val="22"/>
           <w:szCs w:val="22"/>
         </w:rPr>
@@ -353,8 +337,6 @@
           <w:rFonts w:ascii="Noto Sans CJK KR" w:cs="Noto Sans CJK KR" w:eastAsia="Noto Sans CJK KR" w:hAnsi="Noto Sans CJK KR"/>
           <w:b/>
           <w:bCs/>
-          <w:i w:val="false"/>
-          <w:iCs w:val="false"/>
           <w:sz w:val="22"/>
           <w:szCs w:val="22"/>
         </w:rPr>
@@ -377,8 +359,6 @@
           <w:rFonts w:ascii="Noto Sans CJK KR" w:cs="Noto Sans CJK KR" w:eastAsia="Noto Sans CJK KR" w:hAnsi="Noto Sans CJK KR"/>
           <w:b/>
           <w:bCs/>
-          <w:i w:val="false"/>
-          <w:iCs w:val="false"/>
           <w:sz w:val="22"/>
           <w:szCs w:val="22"/>
         </w:rPr>
@@ -414,8 +394,6 @@
           <w:rFonts w:ascii="Noto Sans CJK KR" w:cs="Noto Sans CJK KR" w:eastAsia="Noto Sans CJK KR" w:hAnsi="Noto Sans CJK KR"/>
           <w:b/>
           <w:bCs/>
-          <w:i w:val="false"/>
-          <w:iCs w:val="false"/>
           <w:sz w:val="22"/>
           <w:szCs w:val="22"/>
         </w:rPr>
@@ -451,8 +429,6 @@
           <w:rFonts w:ascii="Noto Sans CJK KR" w:cs="Noto Sans CJK KR" w:eastAsia="Noto Sans CJK KR" w:hAnsi="Noto Sans CJK KR"/>
           <w:b/>
           <w:bCs/>
-          <w:i w:val="false"/>
-          <w:iCs w:val="false"/>
           <w:sz w:val="22"/>
           <w:szCs w:val="22"/>
         </w:rPr>
@@ -545,8 +521,6 @@
           <w:rFonts w:ascii="Noto Sans CJK KR" w:cs="Noto Sans CJK KR" w:eastAsia="Noto Sans CJK KR" w:hAnsi="Noto Sans CJK KR"/>
           <w:b/>
           <w:bCs/>
-          <w:i w:val="false"/>
-          <w:iCs w:val="false"/>
           <w:sz w:val="22"/>
           <w:szCs w:val="22"/>
         </w:rPr>
@@ -569,8 +543,6 @@
           <w:rFonts w:ascii="Noto Sans CJK KR" w:cs="Noto Sans CJK KR" w:eastAsia="Noto Sans CJK KR" w:hAnsi="Noto Sans CJK KR"/>
           <w:b/>
           <w:bCs/>
-          <w:i w:val="false"/>
-          <w:iCs w:val="false"/>
           <w:sz w:val="22"/>
           <w:szCs w:val="22"/>
         </w:rPr>
@@ -618,8 +590,6 @@
           <w:rFonts w:ascii="Noto Sans CJK KR" w:cs="Noto Sans CJK KR" w:eastAsia="Noto Sans CJK KR" w:hAnsi="Noto Sans CJK KR"/>
           <w:b/>
           <w:bCs/>
-          <w:i w:val="false"/>
-          <w:iCs w:val="false"/>
           <w:sz w:val="22"/>
           <w:szCs w:val="22"/>
         </w:rPr>
@@ -673,8 +643,6 @@
           <w:rFonts w:ascii="Noto Sans CJK KR" w:cs="Noto Sans CJK KR" w:eastAsia="Noto Sans CJK KR" w:hAnsi="Noto Sans CJK KR"/>
           <w:b/>
           <w:bCs/>
-          <w:i w:val="false"/>
-          <w:iCs w:val="false"/>
           <w:sz w:val="22"/>
           <w:szCs w:val="22"/>
         </w:rPr>
@@ -697,8 +665,6 @@
           <w:rFonts w:ascii="Noto Sans CJK KR" w:cs="Noto Sans CJK KR" w:eastAsia="Noto Sans CJK KR" w:hAnsi="Noto Sans CJK KR"/>
           <w:b/>
           <w:bCs/>
-          <w:i w:val="false"/>
-          <w:iCs w:val="false"/>
           <w:sz w:val="22"/>
           <w:szCs w:val="22"/>
         </w:rPr>
@@ -734,8 +700,6 @@
           <w:rFonts w:ascii="Noto Sans CJK KR" w:cs="Noto Sans CJK KR" w:eastAsia="Noto Sans CJK KR" w:hAnsi="Noto Sans CJK KR"/>
           <w:b/>
           <w:bCs/>
-          <w:i w:val="false"/>
-          <w:iCs w:val="false"/>
           <w:sz w:val="22"/>
           <w:szCs w:val="22"/>
         </w:rPr>
@@ -802,8 +766,6 @@
       <w:r>
         <w:rPr>
           <w:rFonts w:ascii="Noto Sans CJK KR" w:cs="Noto Sans CJK KR" w:eastAsia="Noto Sans CJK KR" w:hAnsi="Noto Sans CJK KR"/>
-          <w:b w:val="false"/>
-          <w:bCs w:val="false"/>
           <w:i/>
           <w:iCs/>
           <w:sz w:val="22"/>
@@ -864,6 +826,7 @@
       </w:tblGrid>
       <w:tr>
         <w:trPr>
+          <w:cantSplit/>
           <w:tblHeader/>
         </w:trPr>
         <w:tc>
@@ -873,6 +836,7 @@
           </w:tcPr>
           <w:p>
             <w:pPr>
+              <w:keepNext/>
               <w:jc w:val="center"/>
             </w:pPr>
             <w:r>
@@ -896,6 +860,7 @@
           </w:tcPr>
           <w:p>
             <w:pPr>
+              <w:keepNext/>
               <w:jc w:val="center"/>
             </w:pPr>
             <w:r>
@@ -919,6 +884,7 @@
           </w:tcPr>
           <w:p>
             <w:pPr>
+              <w:keepNext/>
               <w:jc w:val="center"/>
             </w:pPr>
             <w:r>
@@ -937,11 +903,17 @@
         </w:tc>
       </w:tr>
       <w:tr>
+        <w:trPr>
+          <w:cantSplit/>
+        </w:trPr>
         <w:tc>
           <w:tcPr>
             <w:tcW w:type="dxa" w:w="3000"/>
           </w:tcPr>
           <w:p>
+            <w:pPr>
+              <w:keepNext/>
+            </w:pPr>
             <w:r>
               <w:rPr>
                 <w:rFonts w:ascii="Noto Sans CJK KR" w:cs="Noto Sans CJK KR" w:eastAsia="Noto Sans CJK KR" w:hAnsi="Noto Sans CJK KR"/>
@@ -961,13 +933,14 @@
             <w:tcW w:type="dxa" w:w="3000"/>
           </w:tcPr>
           <w:p>
+            <w:pPr>
+              <w:keepNext/>
+            </w:pPr>
             <w:r>
               <w:rPr>
                 <w:rFonts w:ascii="Noto Sans CJK KR" w:cs="Noto Sans CJK KR" w:eastAsia="Noto Sans CJK KR" w:hAnsi="Noto Sans CJK KR"/>
                 <w:b/>
                 <w:bCs/>
-                <w:i w:val="false"/>
-                <w:iCs w:val="false"/>
                 <w:sz w:val="22"/>
                 <w:szCs w:val="22"/>
               </w:rPr>
@@ -980,6 +953,9 @@
             <w:tcW w:type="dxa" w:w="3000"/>
           </w:tcPr>
           <w:p>
+            <w:pPr>
+              <w:keepNext/>
+            </w:pPr>
             <w:r>
               <w:rPr>
                 <w:rFonts w:ascii="Noto Sans CJK KR" w:cs="Noto Sans CJK KR" w:eastAsia="Noto Sans CJK KR" w:hAnsi="Noto Sans CJK KR"/>
@@ -996,11 +972,17 @@
         </w:tc>
       </w:tr>
       <w:tr>
+        <w:trPr>
+          <w:cantSplit/>
+        </w:trPr>
         <w:tc>
           <w:tcPr>
             <w:tcW w:type="dxa" w:w="3000"/>
           </w:tcPr>
           <w:p>
+            <w:pPr>
+              <w:keepNext/>
+            </w:pPr>
             <w:r>
               <w:rPr>
                 <w:rFonts w:ascii="Noto Sans CJK KR" w:cs="Noto Sans CJK KR" w:eastAsia="Noto Sans CJK KR" w:hAnsi="Noto Sans CJK KR"/>
@@ -1020,13 +1002,14 @@
             <w:tcW w:type="dxa" w:w="3000"/>
           </w:tcPr>
           <w:p>
+            <w:pPr>
+              <w:keepNext/>
+            </w:pPr>
             <w:r>
               <w:rPr>
                 <w:rFonts w:ascii="Noto Sans CJK KR" w:cs="Noto Sans CJK KR" w:eastAsia="Noto Sans CJK KR" w:hAnsi="Noto Sans CJK KR"/>
                 <w:b/>
                 <w:bCs/>
-                <w:i w:val="false"/>
-                <w:iCs w:val="false"/>
                 <w:sz w:val="22"/>
                 <w:szCs w:val="22"/>
               </w:rPr>
@@ -1039,6 +1022,9 @@
             <w:tcW w:type="dxa" w:w="3000"/>
           </w:tcPr>
           <w:p>
+            <w:pPr>
+              <w:keepNext/>
+            </w:pPr>
             <w:r>
               <w:rPr>
                 <w:rFonts w:ascii="Noto Sans CJK KR" w:cs="Noto Sans CJK KR" w:eastAsia="Noto Sans CJK KR" w:hAnsi="Noto Sans CJK KR"/>
@@ -1055,11 +1041,17 @@
         </w:tc>
       </w:tr>
       <w:tr>
+        <w:trPr>
+          <w:cantSplit/>
+        </w:trPr>
         <w:tc>
           <w:tcPr>
             <w:tcW w:type="dxa" w:w="3000"/>
           </w:tcPr>
           <w:p>
+            <w:pPr>
+              <w:keepNext/>
+            </w:pPr>
             <w:r>
               <w:rPr>
                 <w:rFonts w:ascii="Noto Sans CJK KR" w:cs="Noto Sans CJK KR" w:eastAsia="Noto Sans CJK KR" w:hAnsi="Noto Sans CJK KR"/>
@@ -1079,13 +1071,14 @@
             <w:tcW w:type="dxa" w:w="3000"/>
           </w:tcPr>
           <w:p>
+            <w:pPr>
+              <w:keepNext/>
+            </w:pPr>
             <w:r>
               <w:rPr>
                 <w:rFonts w:ascii="Noto Sans CJK KR" w:cs="Noto Sans CJK KR" w:eastAsia="Noto Sans CJK KR" w:hAnsi="Noto Sans CJK KR"/>
                 <w:b/>
                 <w:bCs/>
-                <w:i w:val="false"/>
-                <w:iCs w:val="false"/>
                 <w:sz w:val="22"/>
                 <w:szCs w:val="22"/>
               </w:rPr>
@@ -1098,6 +1091,9 @@
             <w:tcW w:type="dxa" w:w="3000"/>
           </w:tcPr>
           <w:p>
+            <w:pPr>
+              <w:keepNext/>
+            </w:pPr>
             <w:r>
               <w:rPr>
                 <w:rFonts w:ascii="Noto Sans CJK KR" w:cs="Noto Sans CJK KR" w:eastAsia="Noto Sans CJK KR" w:hAnsi="Noto Sans CJK KR"/>
@@ -1114,11 +1110,17 @@
         </w:tc>
       </w:tr>
       <w:tr>
+        <w:trPr>
+          <w:cantSplit/>
+        </w:trPr>
         <w:tc>
           <w:tcPr>
             <w:tcW w:type="dxa" w:w="3000"/>
           </w:tcPr>
           <w:p>
+            <w:pPr>
+              <w:keepNext/>
+            </w:pPr>
             <w:r>
               <w:rPr>
                 <w:rFonts w:ascii="Noto Sans CJK KR" w:cs="Noto Sans CJK KR" w:eastAsia="Noto Sans CJK KR" w:hAnsi="Noto Sans CJK KR"/>
@@ -1138,13 +1140,14 @@
             <w:tcW w:type="dxa" w:w="3000"/>
           </w:tcPr>
           <w:p>
+            <w:pPr>
+              <w:keepNext/>
+            </w:pPr>
             <w:r>
               <w:rPr>
                 <w:rFonts w:ascii="Noto Sans CJK KR" w:cs="Noto Sans CJK KR" w:eastAsia="Noto Sans CJK KR" w:hAnsi="Noto Sans CJK KR"/>
                 <w:b/>
                 <w:bCs/>
-                <w:i w:val="false"/>
-                <w:iCs w:val="false"/>
                 <w:sz w:val="22"/>
                 <w:szCs w:val="22"/>
               </w:rPr>
@@ -1157,6 +1160,9 @@
             <w:tcW w:type="dxa" w:w="3000"/>
           </w:tcPr>
           <w:p>
+            <w:pPr>
+              <w:keepNext/>
+            </w:pPr>
             <w:r>
               <w:rPr>
                 <w:rFonts w:ascii="Noto Sans CJK KR" w:cs="Noto Sans CJK KR" w:eastAsia="Noto Sans CJK KR" w:hAnsi="Noto Sans CJK KR"/>
@@ -1173,11 +1179,17 @@
         </w:tc>
       </w:tr>
       <w:tr>
+        <w:trPr>
+          <w:cantSplit/>
+        </w:trPr>
         <w:tc>
           <w:tcPr>
             <w:tcW w:type="dxa" w:w="3000"/>
           </w:tcPr>
           <w:p>
+            <w:pPr>
+              <w:keepNext/>
+            </w:pPr>
             <w:r>
               <w:rPr>
                 <w:rFonts w:ascii="Noto Sans CJK KR" w:cs="Noto Sans CJK KR" w:eastAsia="Noto Sans CJK KR" w:hAnsi="Noto Sans CJK KR"/>
@@ -1197,13 +1209,14 @@
             <w:tcW w:type="dxa" w:w="3000"/>
           </w:tcPr>
           <w:p>
+            <w:pPr>
+              <w:keepNext/>
+            </w:pPr>
             <w:r>
               <w:rPr>
                 <w:rFonts w:ascii="Noto Sans CJK KR" w:cs="Noto Sans CJK KR" w:eastAsia="Noto Sans CJK KR" w:hAnsi="Noto Sans CJK KR"/>
                 <w:b/>
                 <w:bCs/>
-                <w:i w:val="false"/>
-                <w:iCs w:val="false"/>
                 <w:sz w:val="22"/>
                 <w:szCs w:val="22"/>
               </w:rPr>
@@ -1216,6 +1229,9 @@
             <w:tcW w:type="dxa" w:w="3000"/>
           </w:tcPr>
           <w:p>
+            <w:pPr>
+              <w:keepNext/>
+            </w:pPr>
             <w:r>
               <w:rPr>
                 <w:rFonts w:ascii="Noto Sans CJK KR" w:cs="Noto Sans CJK KR" w:eastAsia="Noto Sans CJK KR" w:hAnsi="Noto Sans CJK KR"/>
@@ -1269,8 +1285,6 @@
           <w:rFonts w:ascii="Noto Sans CJK KR" w:cs="Noto Sans CJK KR" w:eastAsia="Noto Sans CJK KR" w:hAnsi="Noto Sans CJK KR"/>
           <w:b/>
           <w:bCs/>
-          <w:i w:val="false"/>
-          <w:iCs w:val="false"/>
           <w:sz w:val="22"/>
           <w:szCs w:val="22"/>
         </w:rPr>
@@ -1293,8 +1307,6 @@
           <w:rFonts w:ascii="Noto Sans CJK KR" w:cs="Noto Sans CJK KR" w:eastAsia="Noto Sans CJK KR" w:hAnsi="Noto Sans CJK KR"/>
           <w:b/>
           <w:bCs/>
-          <w:i w:val="false"/>
-          <w:iCs w:val="false"/>
           <w:sz w:val="22"/>
           <w:szCs w:val="22"/>
         </w:rPr>
@@ -1317,8 +1329,6 @@
           <w:rFonts w:ascii="Noto Sans CJK KR" w:cs="Noto Sans CJK KR" w:eastAsia="Noto Sans CJK KR" w:hAnsi="Noto Sans CJK KR"/>
           <w:b/>
           <w:bCs/>
-          <w:i w:val="false"/>
-          <w:iCs w:val="false"/>
           <w:sz w:val="22"/>
           <w:szCs w:val="22"/>
         </w:rPr>
@@ -1341,8 +1351,6 @@
           <w:rFonts w:ascii="Noto Sans CJK KR" w:cs="Noto Sans CJK KR" w:eastAsia="Noto Sans CJK KR" w:hAnsi="Noto Sans CJK KR"/>
           <w:b/>
           <w:bCs/>
-          <w:i w:val="false"/>
-          <w:iCs w:val="false"/>
           <w:sz w:val="22"/>
           <w:szCs w:val="22"/>
         </w:rPr>
@@ -1378,8 +1386,6 @@
           <w:rFonts w:ascii="Noto Sans CJK KR" w:cs="Noto Sans CJK KR" w:eastAsia="Noto Sans CJK KR" w:hAnsi="Noto Sans CJK KR"/>
           <w:b/>
           <w:bCs/>
-          <w:i w:val="false"/>
-          <w:iCs w:val="false"/>
           <w:sz w:val="22"/>
           <w:szCs w:val="22"/>
         </w:rPr>
@@ -1402,8 +1408,6 @@
           <w:rFonts w:ascii="Noto Sans CJK KR" w:cs="Noto Sans CJK KR" w:eastAsia="Noto Sans CJK KR" w:hAnsi="Noto Sans CJK KR"/>
           <w:b/>
           <w:bCs/>
-          <w:i w:val="false"/>
-          <w:iCs w:val="false"/>
           <w:sz w:val="22"/>
           <w:szCs w:val="22"/>
         </w:rPr>
@@ -1451,8 +1455,6 @@
           <w:rFonts w:ascii="Noto Sans CJK KR" w:cs="Noto Sans CJK KR" w:eastAsia="Noto Sans CJK KR" w:hAnsi="Noto Sans CJK KR"/>
           <w:b/>
           <w:bCs/>
-          <w:i w:val="false"/>
-          <w:iCs w:val="false"/>
           <w:sz w:val="22"/>
           <w:szCs w:val="22"/>
         </w:rPr>
@@ -1475,8 +1477,6 @@
           <w:rFonts w:ascii="Noto Sans CJK KR" w:cs="Noto Sans CJK KR" w:eastAsia="Noto Sans CJK KR" w:hAnsi="Noto Sans CJK KR"/>
           <w:b/>
           <w:bCs/>
-          <w:i w:val="false"/>
-          <w:iCs w:val="false"/>
           <w:sz w:val="22"/>
           <w:szCs w:val="22"/>
         </w:rPr>
@@ -1517,8 +1517,6 @@
           <w:rFonts w:ascii="Noto Sans CJK KR" w:cs="Noto Sans CJK KR" w:eastAsia="Noto Sans CJK KR" w:hAnsi="Noto Sans CJK KR"/>
           <w:b/>
           <w:bCs/>
-          <w:i w:val="false"/>
-          <w:iCs w:val="false"/>
           <w:sz w:val="22"/>
           <w:szCs w:val="22"/>
         </w:rPr>
@@ -1551,8 +1549,6 @@
           <w:rFonts w:ascii="Noto Sans CJK KR" w:cs="Noto Sans CJK KR" w:eastAsia="Noto Sans CJK KR" w:hAnsi="Noto Sans CJK KR"/>
           <w:b/>
           <w:bCs/>
-          <w:i w:val="false"/>
-          <w:iCs w:val="false"/>
           <w:sz w:val="22"/>
           <w:szCs w:val="22"/>
         </w:rPr>
@@ -1575,8 +1571,6 @@
           <w:rFonts w:ascii="Noto Sans CJK KR" w:cs="Noto Sans CJK KR" w:eastAsia="Noto Sans CJK KR" w:hAnsi="Noto Sans CJK KR"/>
           <w:b/>
           <w:bCs/>
-          <w:i w:val="false"/>
-          <w:iCs w:val="false"/>
           <w:sz w:val="22"/>
           <w:szCs w:val="22"/>
         </w:rPr>
@@ -1609,8 +1603,6 @@
           <w:rFonts w:ascii="Noto Sans CJK KR" w:cs="Noto Sans CJK KR" w:eastAsia="Noto Sans CJK KR" w:hAnsi="Noto Sans CJK KR"/>
           <w:b/>
           <w:bCs/>
-          <w:i w:val="false"/>
-          <w:iCs w:val="false"/>
           <w:sz w:val="22"/>
           <w:szCs w:val="22"/>
         </w:rPr>
@@ -1633,8 +1625,6 @@
           <w:rFonts w:ascii="Noto Sans CJK KR" w:cs="Noto Sans CJK KR" w:eastAsia="Noto Sans CJK KR" w:hAnsi="Noto Sans CJK KR"/>
           <w:b/>
           <w:bCs/>
-          <w:i w:val="false"/>
-          <w:iCs w:val="false"/>
           <w:sz w:val="22"/>
           <w:szCs w:val="22"/>
         </w:rPr>
@@ -1667,8 +1657,6 @@
           <w:rFonts w:ascii="Noto Sans CJK KR" w:cs="Noto Sans CJK KR" w:eastAsia="Noto Sans CJK KR" w:hAnsi="Noto Sans CJK KR"/>
           <w:b/>
           <w:bCs/>
-          <w:i w:val="false"/>
-          <w:iCs w:val="false"/>
           <w:sz w:val="22"/>
           <w:szCs w:val="22"/>
         </w:rPr>
@@ -1734,8 +1722,6 @@
           <w:rFonts w:ascii="Noto Sans CJK KR" w:cs="Noto Sans CJK KR" w:eastAsia="Noto Sans CJK KR" w:hAnsi="Noto Sans CJK KR"/>
           <w:b/>
           <w:bCs/>
-          <w:i w:val="false"/>
-          <w:iCs w:val="false"/>
           <w:sz w:val="22"/>
           <w:szCs w:val="22"/>
         </w:rPr>
@@ -1758,8 +1744,6 @@
           <w:rFonts w:ascii="Noto Sans CJK KR" w:cs="Noto Sans CJK KR" w:eastAsia="Noto Sans CJK KR" w:hAnsi="Noto Sans CJK KR"/>
           <w:b/>
           <w:bCs/>
-          <w:i w:val="false"/>
-          <w:iCs w:val="false"/>
           <w:sz w:val="22"/>
           <w:szCs w:val="22"/>
         </w:rPr>
@@ -1792,8 +1776,6 @@
           <w:rFonts w:ascii="Noto Sans CJK KR" w:cs="Noto Sans CJK KR" w:eastAsia="Noto Sans CJK KR" w:hAnsi="Noto Sans CJK KR"/>
           <w:b/>
           <w:bCs/>
-          <w:i w:val="false"/>
-          <w:iCs w:val="false"/>
           <w:sz w:val="22"/>
           <w:szCs w:val="22"/>
         </w:rPr>
@@ -1816,8 +1798,6 @@
           <w:rFonts w:ascii="Noto Sans CJK KR" w:cs="Noto Sans CJK KR" w:eastAsia="Noto Sans CJK KR" w:hAnsi="Noto Sans CJK KR"/>
           <w:b/>
           <w:bCs/>
-          <w:i w:val="false"/>
-          <w:iCs w:val="false"/>
           <w:sz w:val="22"/>
           <w:szCs w:val="22"/>
         </w:rPr>
@@ -1865,8 +1845,6 @@
           <w:rFonts w:ascii="Noto Sans CJK KR" w:cs="Noto Sans CJK KR" w:eastAsia="Noto Sans CJK KR" w:hAnsi="Noto Sans CJK KR"/>
           <w:b/>
           <w:bCs/>
-          <w:i w:val="false"/>
-          <w:iCs w:val="false"/>
           <w:sz w:val="22"/>
           <w:szCs w:val="22"/>
         </w:rPr>
@@ -1914,8 +1892,6 @@
           <w:rFonts w:ascii="Noto Sans CJK KR" w:cs="Noto Sans CJK KR" w:eastAsia="Noto Sans CJK KR" w:hAnsi="Noto Sans CJK KR"/>
           <w:b/>
           <w:bCs/>
-          <w:i w:val="false"/>
-          <w:iCs w:val="false"/>
           <w:sz w:val="22"/>
           <w:szCs w:val="22"/>
         </w:rPr>
@@ -1963,8 +1939,6 @@
           <w:rFonts w:ascii="Noto Sans CJK KR" w:cs="Noto Sans CJK KR" w:eastAsia="Noto Sans CJK KR" w:hAnsi="Noto Sans CJK KR"/>
           <w:b/>
           <w:bCs/>
-          <w:i w:val="false"/>
-          <w:iCs w:val="false"/>
           <w:sz w:val="22"/>
           <w:szCs w:val="22"/>
         </w:rPr>
@@ -1987,8 +1961,6 @@
           <w:rFonts w:ascii="Noto Sans CJK KR" w:cs="Noto Sans CJK KR" w:eastAsia="Noto Sans CJK KR" w:hAnsi="Noto Sans CJK KR"/>
           <w:b/>
           <w:bCs/>
-          <w:i w:val="false"/>
-          <w:iCs w:val="false"/>
           <w:sz w:val="22"/>
           <w:szCs w:val="22"/>
         </w:rPr>
@@ -2012,8 +1984,6 @@
           <w:rFonts w:ascii="Noto Sans CJK KR" w:cs="Noto Sans CJK KR" w:eastAsia="Noto Sans CJK KR" w:hAnsi="Noto Sans CJK KR"/>
           <w:b/>
           <w:bCs/>
-          <w:i w:val="false"/>
-          <w:iCs w:val="false"/>
           <w:sz w:val="22"/>
           <w:szCs w:val="22"/>
         </w:rPr>
@@ -2060,6 +2030,11 @@
       </w:r>
     </w:p>
     <w:p>
+      <w:r>
+        <w:br w:type="page"/>
+      </w:r>
+    </w:p>
+    <w:p>
       <w:pPr>
         <w:spacing w:after="40" w:before="40"/>
       </w:pPr>
@@ -2070,7 +2045,6 @@
     <w:p>
       <w:pPr>
         <w:pStyle w:val="Heading2"/>
-        <w:pageBreakBefore/>
         <w:spacing w:after="120" w:before="240"/>
       </w:pPr>
       <w:r>
@@ -2137,6 +2111,7 @@
       </w:tblGrid>
       <w:tr>
         <w:trPr>
+          <w:cantSplit/>
           <w:tblHeader/>
         </w:trPr>
         <w:tc>
@@ -2146,6 +2121,7 @@
           </w:tcPr>
           <w:p>
             <w:pPr>
+              <w:keepNext/>
               <w:jc w:val="center"/>
             </w:pPr>
             <w:r>
@@ -2169,6 +2145,7 @@
           </w:tcPr>
           <w:p>
             <w:pPr>
+              <w:keepNext/>
               <w:jc w:val="center"/>
             </w:pPr>
             <w:r>
@@ -2187,11 +2164,17 @@
         </w:tc>
       </w:tr>
       <w:tr>
+        <w:trPr>
+          <w:cantSplit/>
+        </w:trPr>
         <w:tc>
           <w:tcPr>
             <w:tcW w:type="dxa" w:w="4500"/>
           </w:tcPr>
           <w:p>
+            <w:pPr>
+              <w:keepNext/>
+            </w:pPr>
             <w:r>
               <w:rPr>
                 <w:rFonts w:ascii="Noto Sans CJK KR" w:cs="Noto Sans CJK KR" w:eastAsia="Noto Sans CJK KR" w:hAnsi="Noto Sans CJK KR"/>
@@ -2211,13 +2194,14 @@
             <w:tcW w:type="dxa" w:w="4500"/>
           </w:tcPr>
           <w:p>
+            <w:pPr>
+              <w:keepNext/>
+            </w:pPr>
             <w:r>
               <w:rPr>
                 <w:rFonts w:ascii="Noto Sans CJK KR" w:cs="Noto Sans CJK KR" w:eastAsia="Noto Sans CJK KR" w:hAnsi="Noto Sans CJK KR"/>
                 <w:b/>
                 <w:bCs/>
-                <w:i w:val="false"/>
-                <w:iCs w:val="false"/>
                 <w:sz w:val="22"/>
                 <w:szCs w:val="22"/>
               </w:rPr>
@@ -2239,11 +2223,17 @@
         </w:tc>
       </w:tr>
       <w:tr>
+        <w:trPr>
+          <w:cantSplit/>
+        </w:trPr>
         <w:tc>
           <w:tcPr>
             <w:tcW w:type="dxa" w:w="4500"/>
           </w:tcPr>
           <w:p>
+            <w:pPr>
+              <w:keepNext/>
+            </w:pPr>
             <w:r>
               <w:rPr>
                 <w:rFonts w:ascii="Noto Sans CJK KR" w:cs="Noto Sans CJK KR" w:eastAsia="Noto Sans CJK KR" w:hAnsi="Noto Sans CJK KR"/>
@@ -2263,13 +2253,14 @@
             <w:tcW w:type="dxa" w:w="4500"/>
           </w:tcPr>
           <w:p>
+            <w:pPr>
+              <w:keepNext/>
+            </w:pPr>
             <w:r>
               <w:rPr>
                 <w:rFonts w:ascii="Noto Sans CJK KR" w:cs="Noto Sans CJK KR" w:eastAsia="Noto Sans CJK KR" w:hAnsi="Noto Sans CJK KR"/>
                 <w:b/>
                 <w:bCs/>
-                <w:i w:val="false"/>
-                <w:iCs w:val="false"/>
                 <w:sz w:val="22"/>
                 <w:szCs w:val="22"/>
               </w:rPr>
@@ -2291,11 +2282,17 @@
         </w:tc>
       </w:tr>
       <w:tr>
+        <w:trPr>
+          <w:cantSplit/>
+        </w:trPr>
         <w:tc>
           <w:tcPr>
             <w:tcW w:type="dxa" w:w="4500"/>
           </w:tcPr>
           <w:p>
+            <w:pPr>
+              <w:keepNext/>
+            </w:pPr>
             <w:r>
               <w:rPr>
                 <w:rFonts w:ascii="Noto Sans CJK KR" w:cs="Noto Sans CJK KR" w:eastAsia="Noto Sans CJK KR" w:hAnsi="Noto Sans CJK KR"/>
@@ -2315,13 +2312,14 @@
             <w:tcW w:type="dxa" w:w="4500"/>
           </w:tcPr>
           <w:p>
+            <w:pPr>
+              <w:keepNext/>
+            </w:pPr>
             <w:r>
               <w:rPr>
                 <w:rFonts w:ascii="Noto Sans CJK KR" w:cs="Noto Sans CJK KR" w:eastAsia="Noto Sans CJK KR" w:hAnsi="Noto Sans CJK KR"/>
                 <w:b/>
                 <w:bCs/>
-                <w:i w:val="false"/>
-                <w:iCs w:val="false"/>
                 <w:sz w:val="22"/>
                 <w:szCs w:val="22"/>
               </w:rPr>
@@ -2343,11 +2341,17 @@
         </w:tc>
       </w:tr>
       <w:tr>
+        <w:trPr>
+          <w:cantSplit/>
+        </w:trPr>
         <w:tc>
           <w:tcPr>
             <w:tcW w:type="dxa" w:w="4500"/>
           </w:tcPr>
           <w:p>
+            <w:pPr>
+              <w:keepNext/>
+            </w:pPr>
             <w:r>
               <w:rPr>
                 <w:rFonts w:ascii="Noto Sans CJK KR" w:cs="Noto Sans CJK KR" w:eastAsia="Noto Sans CJK KR" w:hAnsi="Noto Sans CJK KR"/>
@@ -2367,6 +2371,9 @@
             <w:tcW w:type="dxa" w:w="4500"/>
           </w:tcPr>
           <w:p>
+            <w:pPr>
+              <w:keepNext/>
+            </w:pPr>
             <w:r>
               <w:rPr>
                 <w:rFonts w:ascii="Noto Sans CJK KR" w:cs="Noto Sans CJK KR" w:eastAsia="Noto Sans CJK KR" w:hAnsi="Noto Sans CJK KR"/>
@@ -2383,11 +2390,17 @@
         </w:tc>
       </w:tr>
       <w:tr>
+        <w:trPr>
+          <w:cantSplit/>
+        </w:trPr>
         <w:tc>
           <w:tcPr>
             <w:tcW w:type="dxa" w:w="4500"/>
           </w:tcPr>
           <w:p>
+            <w:pPr>
+              <w:keepNext/>
+            </w:pPr>
             <w:r>
               <w:rPr>
                 <w:rFonts w:ascii="Noto Sans CJK KR" w:cs="Noto Sans CJK KR" w:eastAsia="Noto Sans CJK KR" w:hAnsi="Noto Sans CJK KR"/>
@@ -2407,6 +2420,9 @@
             <w:tcW w:type="dxa" w:w="4500"/>
           </w:tcPr>
           <w:p>
+            <w:pPr>
+              <w:keepNext/>
+            </w:pPr>
             <w:r>
               <w:rPr>
                 <w:rFonts w:ascii="Noto Sans CJK KR" w:cs="Noto Sans CJK KR" w:eastAsia="Noto Sans CJK KR" w:hAnsi="Noto Sans CJK KR"/>
@@ -2423,11 +2439,17 @@
         </w:tc>
       </w:tr>
       <w:tr>
+        <w:trPr>
+          <w:cantSplit/>
+        </w:trPr>
         <w:tc>
           <w:tcPr>
             <w:tcW w:type="dxa" w:w="4500"/>
           </w:tcPr>
           <w:p>
+            <w:pPr>
+              <w:keepNext/>
+            </w:pPr>
             <w:r>
               <w:rPr>
                 <w:rFonts w:ascii="Noto Sans CJK KR" w:cs="Noto Sans CJK KR" w:eastAsia="Noto Sans CJK KR" w:hAnsi="Noto Sans CJK KR"/>
@@ -2447,6 +2469,9 @@
             <w:tcW w:type="dxa" w:w="4500"/>
           </w:tcPr>
           <w:p>
+            <w:pPr>
+              <w:keepNext/>
+            </w:pPr>
             <w:r>
               <w:rPr>
                 <w:rFonts w:ascii="Noto Sans CJK KR" w:cs="Noto Sans CJK KR" w:eastAsia="Noto Sans CJK KR" w:hAnsi="Noto Sans CJK KR"/>
@@ -2525,8 +2550,6 @@
           <w:rFonts w:ascii="Noto Sans CJK KR" w:cs="Noto Sans CJK KR" w:eastAsia="Noto Sans CJK KR" w:hAnsi="Noto Sans CJK KR"/>
           <w:b/>
           <w:bCs/>
-          <w:i w:val="false"/>
-          <w:iCs w:val="false"/>
           <w:sz w:val="22"/>
           <w:szCs w:val="22"/>
         </w:rPr>
@@ -2549,8 +2572,6 @@
           <w:rFonts w:ascii="Noto Sans CJK KR" w:cs="Noto Sans CJK KR" w:eastAsia="Noto Sans CJK KR" w:hAnsi="Noto Sans CJK KR"/>
           <w:b/>
           <w:bCs/>
-          <w:i w:val="false"/>
-          <w:iCs w:val="false"/>
           <w:sz w:val="22"/>
           <w:szCs w:val="22"/>
         </w:rPr>
@@ -2573,8 +2594,6 @@
           <w:rFonts w:ascii="Noto Sans CJK KR" w:cs="Noto Sans CJK KR" w:eastAsia="Noto Sans CJK KR" w:hAnsi="Noto Sans CJK KR"/>
           <w:b/>
           <w:bCs/>
-          <w:i w:val="false"/>
-          <w:iCs w:val="false"/>
           <w:sz w:val="22"/>
           <w:szCs w:val="22"/>
         </w:rPr>
@@ -2622,8 +2641,6 @@
           <w:rFonts w:ascii="Noto Sans CJK KR" w:cs="Noto Sans CJK KR" w:eastAsia="Noto Sans CJK KR" w:hAnsi="Noto Sans CJK KR"/>
           <w:b/>
           <w:bCs/>
-          <w:i w:val="false"/>
-          <w:iCs w:val="false"/>
           <w:sz w:val="22"/>
           <w:szCs w:val="22"/>
         </w:rPr>
@@ -2646,8 +2663,6 @@
           <w:rFonts w:ascii="Noto Sans CJK KR" w:cs="Noto Sans CJK KR" w:eastAsia="Noto Sans CJK KR" w:hAnsi="Noto Sans CJK KR"/>
           <w:b/>
           <w:bCs/>
-          <w:i w:val="false"/>
-          <w:iCs w:val="false"/>
           <w:sz w:val="22"/>
           <w:szCs w:val="22"/>
         </w:rPr>
@@ -2671,8 +2686,6 @@
           <w:rFonts w:ascii="Noto Sans CJK KR" w:cs="Noto Sans CJK KR" w:eastAsia="Noto Sans CJK KR" w:hAnsi="Noto Sans CJK KR"/>
           <w:b/>
           <w:bCs/>
-          <w:i w:val="false"/>
-          <w:iCs w:val="false"/>
           <w:sz w:val="22"/>
           <w:szCs w:val="22"/>
         </w:rPr>
@@ -2751,8 +2764,6 @@
       <w:r>
         <w:rPr>
           <w:rFonts w:ascii="Noto Sans CJK KR" w:cs="Noto Sans CJK KR" w:eastAsia="Noto Sans CJK KR" w:hAnsi="Noto Sans CJK KR"/>
-          <w:b w:val="false"/>
-          <w:bCs w:val="false"/>
           <w:i/>
           <w:iCs/>
           <w:sz w:val="22"/>
@@ -2790,8 +2801,6 @@
           <w:rFonts w:ascii="Noto Sans CJK KR" w:cs="Noto Sans CJK KR" w:eastAsia="Noto Sans CJK KR" w:hAnsi="Noto Sans CJK KR"/>
           <w:b/>
           <w:bCs/>
-          <w:i w:val="false"/>
-          <w:iCs w:val="false"/>
           <w:sz w:val="22"/>
           <w:szCs w:val="22"/>
         </w:rPr>
@@ -2836,6 +2845,7 @@
       </w:tblGrid>
       <w:tr>
         <w:trPr>
+          <w:cantSplit/>
           <w:tblHeader/>
         </w:trPr>
         <w:tc>
@@ -2845,6 +2855,7 @@
           </w:tcPr>
           <w:p>
             <w:pPr>
+              <w:keepNext/>
               <w:jc w:val="center"/>
             </w:pPr>
             <w:r>
@@ -2868,6 +2879,7 @@
           </w:tcPr>
           <w:p>
             <w:pPr>
+              <w:keepNext/>
               <w:jc w:val="center"/>
             </w:pPr>
             <w:r>
@@ -2886,11 +2898,17 @@
         </w:tc>
       </w:tr>
       <w:tr>
+        <w:trPr>
+          <w:cantSplit/>
+        </w:trPr>
         <w:tc>
           <w:tcPr>
             <w:tcW w:type="dxa" w:w="4500"/>
           </w:tcPr>
           <w:p>
+            <w:pPr>
+              <w:keepNext/>
+            </w:pPr>
             <w:r>
               <w:rPr>
                 <w:rFonts w:ascii="Noto Sans CJK KR" w:cs="Noto Sans CJK KR" w:eastAsia="Noto Sans CJK KR" w:hAnsi="Noto Sans CJK KR"/>
@@ -2910,13 +2928,14 @@
             <w:tcW w:type="dxa" w:w="4500"/>
           </w:tcPr>
           <w:p>
+            <w:pPr>
+              <w:keepNext/>
+            </w:pPr>
             <w:r>
               <w:rPr>
                 <w:rFonts w:ascii="Noto Sans CJK KR" w:cs="Noto Sans CJK KR" w:eastAsia="Noto Sans CJK KR" w:hAnsi="Noto Sans CJK KR"/>
                 <w:b/>
                 <w:bCs/>
-                <w:i w:val="false"/>
-                <w:iCs w:val="false"/>
                 <w:sz w:val="22"/>
                 <w:szCs w:val="22"/>
               </w:rPr>
@@ -2938,11 +2957,17 @@
         </w:tc>
       </w:tr>
       <w:tr>
+        <w:trPr>
+          <w:cantSplit/>
+        </w:trPr>
         <w:tc>
           <w:tcPr>
             <w:tcW w:type="dxa" w:w="4500"/>
           </w:tcPr>
           <w:p>
+            <w:pPr>
+              <w:keepNext/>
+            </w:pPr>
             <w:r>
               <w:rPr>
                 <w:rFonts w:ascii="Noto Sans CJK KR" w:cs="Noto Sans CJK KR" w:eastAsia="Noto Sans CJK KR" w:hAnsi="Noto Sans CJK KR"/>
@@ -2962,6 +2987,9 @@
             <w:tcW w:type="dxa" w:w="4500"/>
           </w:tcPr>
           <w:p>
+            <w:pPr>
+              <w:keepNext/>
+            </w:pPr>
             <w:r>
               <w:rPr>
                 <w:rFonts w:ascii="Noto Sans CJK KR" w:cs="Noto Sans CJK KR" w:eastAsia="Noto Sans CJK KR" w:hAnsi="Noto Sans CJK KR"/>
@@ -2978,18 +3006,22 @@
         </w:tc>
       </w:tr>
       <w:tr>
+        <w:trPr>
+          <w:cantSplit/>
+        </w:trPr>
         <w:tc>
           <w:tcPr>
             <w:tcW w:type="dxa" w:w="4500"/>
           </w:tcPr>
           <w:p>
+            <w:pPr>
+              <w:keepNext/>
+            </w:pPr>
             <w:r>
               <w:rPr>
                 <w:rFonts w:ascii="Noto Sans CJK KR" w:cs="Noto Sans CJK KR" w:eastAsia="Noto Sans CJK KR" w:hAnsi="Noto Sans CJK KR"/>
                 <w:b/>
                 <w:bCs/>
-                <w:i w:val="false"/>
-                <w:iCs w:val="false"/>
                 <w:sz w:val="22"/>
                 <w:szCs w:val="22"/>
               </w:rPr>
@@ -3002,13 +3034,14 @@
             <w:tcW w:type="dxa" w:w="4500"/>
           </w:tcPr>
           <w:p>
+            <w:pPr>
+              <w:keepNext/>
+            </w:pPr>
             <w:r>
               <w:rPr>
                 <w:rFonts w:ascii="Noto Sans CJK KR" w:cs="Noto Sans CJK KR" w:eastAsia="Noto Sans CJK KR" w:hAnsi="Noto Sans CJK KR"/>
                 <w:b/>
                 <w:bCs/>
-                <w:i w:val="false"/>
-                <w:iCs w:val="false"/>
                 <w:sz w:val="22"/>
                 <w:szCs w:val="22"/>
               </w:rPr>
@@ -3030,11 +3063,17 @@
         </w:tc>
       </w:tr>
       <w:tr>
+        <w:trPr>
+          <w:cantSplit/>
+        </w:trPr>
         <w:tc>
           <w:tcPr>
             <w:tcW w:type="dxa" w:w="4500"/>
           </w:tcPr>
           <w:p>
+            <w:pPr>
+              <w:keepNext/>
+            </w:pPr>
             <w:r>
               <w:rPr>
                 <w:rFonts w:ascii="Noto Sans CJK KR" w:cs="Noto Sans CJK KR" w:eastAsia="Noto Sans CJK KR" w:hAnsi="Noto Sans CJK KR"/>
@@ -3054,6 +3093,9 @@
             <w:tcW w:type="dxa" w:w="4500"/>
           </w:tcPr>
           <w:p>
+            <w:pPr>
+              <w:keepNext/>
+            </w:pPr>
             <w:r>
               <w:rPr>
                 <w:rFonts w:ascii="Noto Sans CJK KR" w:cs="Noto Sans CJK KR" w:eastAsia="Noto Sans CJK KR" w:hAnsi="Noto Sans CJK KR"/>
@@ -3070,11 +3112,17 @@
         </w:tc>
       </w:tr>
       <w:tr>
+        <w:trPr>
+          <w:cantSplit/>
+        </w:trPr>
         <w:tc>
           <w:tcPr>
             <w:tcW w:type="dxa" w:w="4500"/>
           </w:tcPr>
           <w:p>
+            <w:pPr>
+              <w:keepNext/>
+            </w:pPr>
             <w:r>
               <w:rPr>
                 <w:rFonts w:ascii="Noto Sans CJK KR" w:cs="Noto Sans CJK KR" w:eastAsia="Noto Sans CJK KR" w:hAnsi="Noto Sans CJK KR"/>
@@ -3094,6 +3142,9 @@
             <w:tcW w:type="dxa" w:w="4500"/>
           </w:tcPr>
           <w:p>
+            <w:pPr>
+              <w:keepNext/>
+            </w:pPr>
             <w:r>
               <w:rPr>
                 <w:rFonts w:ascii="Noto Sans CJK KR" w:cs="Noto Sans CJK KR" w:eastAsia="Noto Sans CJK KR" w:hAnsi="Noto Sans CJK KR"/>
@@ -3110,11 +3161,17 @@
         </w:tc>
       </w:tr>
       <w:tr>
+        <w:trPr>
+          <w:cantSplit/>
+        </w:trPr>
         <w:tc>
           <w:tcPr>
             <w:tcW w:type="dxa" w:w="4500"/>
           </w:tcPr>
           <w:p>
+            <w:pPr>
+              <w:keepNext/>
+            </w:pPr>
             <w:r>
               <w:rPr>
                 <w:rFonts w:ascii="Noto Sans CJK KR" w:cs="Noto Sans CJK KR" w:eastAsia="Noto Sans CJK KR" w:hAnsi="Noto Sans CJK KR"/>
@@ -3134,6 +3191,9 @@
             <w:tcW w:type="dxa" w:w="4500"/>
           </w:tcPr>
           <w:p>
+            <w:pPr>
+              <w:keepNext/>
+            </w:pPr>
             <w:r>
               <w:rPr>
                 <w:rFonts w:ascii="Noto Sans CJK KR" w:cs="Noto Sans CJK KR" w:eastAsia="Noto Sans CJK KR" w:hAnsi="Noto Sans CJK KR"/>
@@ -3150,11 +3210,17 @@
         </w:tc>
       </w:tr>
       <w:tr>
+        <w:trPr>
+          <w:cantSplit/>
+        </w:trPr>
         <w:tc>
           <w:tcPr>
             <w:tcW w:type="dxa" w:w="4500"/>
           </w:tcPr>
           <w:p>
+            <w:pPr>
+              <w:keepNext/>
+            </w:pPr>
             <w:r>
               <w:rPr>
                 <w:rFonts w:ascii="Noto Sans CJK KR" w:cs="Noto Sans CJK KR" w:eastAsia="Noto Sans CJK KR" w:hAnsi="Noto Sans CJK KR"/>
@@ -3174,6 +3240,9 @@
             <w:tcW w:type="dxa" w:w="4500"/>
           </w:tcPr>
           <w:p>
+            <w:pPr>
+              <w:keepNext/>
+            </w:pPr>
             <w:r>
               <w:rPr>
                 <w:rFonts w:ascii="Noto Sans CJK KR" w:cs="Noto Sans CJK KR" w:eastAsia="Noto Sans CJK KR" w:hAnsi="Noto Sans CJK KR"/>
@@ -3252,8 +3321,6 @@
           <w:rFonts w:ascii="Noto Sans CJK KR" w:cs="Noto Sans CJK KR" w:eastAsia="Noto Sans CJK KR" w:hAnsi="Noto Sans CJK KR"/>
           <w:b/>
           <w:bCs/>
-          <w:i w:val="false"/>
-          <w:iCs w:val="false"/>
           <w:sz w:val="22"/>
           <w:szCs w:val="22"/>
         </w:rPr>
@@ -3301,8 +3368,6 @@
           <w:rFonts w:ascii="Noto Sans CJK KR" w:cs="Noto Sans CJK KR" w:eastAsia="Noto Sans CJK KR" w:hAnsi="Noto Sans CJK KR"/>
           <w:b/>
           <w:bCs/>
-          <w:i w:val="false"/>
-          <w:iCs w:val="false"/>
           <w:sz w:val="22"/>
           <w:szCs w:val="22"/>
         </w:rPr>
@@ -3355,8 +3420,6 @@
           <w:rFonts w:ascii="Noto Sans CJK KR" w:cs="Noto Sans CJK KR" w:eastAsia="Noto Sans CJK KR" w:hAnsi="Noto Sans CJK KR"/>
           <w:b/>
           <w:bCs/>
-          <w:i w:val="false"/>
-          <w:iCs w:val="false"/>
           <w:sz w:val="22"/>
           <w:szCs w:val="22"/>
         </w:rPr>
@@ -3392,8 +3455,6 @@
           <w:rFonts w:ascii="Noto Sans CJK KR" w:cs="Noto Sans CJK KR" w:eastAsia="Noto Sans CJK KR" w:hAnsi="Noto Sans CJK KR"/>
           <w:b/>
           <w:bCs/>
-          <w:i w:val="false"/>
-          <w:iCs w:val="false"/>
           <w:sz w:val="22"/>
           <w:szCs w:val="22"/>
         </w:rPr>
@@ -3417,8 +3478,6 @@
           <w:rFonts w:ascii="Noto Sans CJK KR" w:cs="Noto Sans CJK KR" w:eastAsia="Noto Sans CJK KR" w:hAnsi="Noto Sans CJK KR"/>
           <w:b/>
           <w:bCs/>
-          <w:i w:val="false"/>
-          <w:iCs w:val="false"/>
           <w:sz w:val="22"/>
           <w:szCs w:val="22"/>
         </w:rPr>
@@ -3434,7 +3493,7 @@
           <w:sz w:val="22"/>
           <w:szCs w:val="22"/>
         </w:rPr>
-        <w:t xml:space="preserve"> carries Table 5 and Figure 2.</w:t>
+        <w:t xml:space="preserve"> carries Table 5. Figure 2 is not reproduced; the exhibit records only what the paper shows in that figure — consult the original article for the plot itself.</w:t>
       </w:r>
     </w:p>
     <w:p>
@@ -3497,8 +3556,6 @@
       <w:r>
         <w:rPr>
           <w:rFonts w:ascii="Noto Sans CJK KR" w:cs="Noto Sans CJK KR" w:eastAsia="Noto Sans CJK KR" w:hAnsi="Noto Sans CJK KR"/>
-          <w:b w:val="false"/>
-          <w:bCs w:val="false"/>
           <w:i/>
           <w:iCs/>
           <w:sz w:val="22"/>
@@ -3536,8 +3593,6 @@
           <w:rFonts w:ascii="Noto Sans CJK KR" w:cs="Noto Sans CJK KR" w:eastAsia="Noto Sans CJK KR" w:hAnsi="Noto Sans CJK KR"/>
           <w:b/>
           <w:bCs/>
-          <w:i w:val="false"/>
-          <w:iCs w:val="false"/>
           <w:sz w:val="22"/>
           <w:szCs w:val="22"/>
         </w:rPr>
@@ -3560,8 +3615,6 @@
           <w:rFonts w:ascii="Noto Sans CJK KR" w:cs="Noto Sans CJK KR" w:eastAsia="Noto Sans CJK KR" w:hAnsi="Noto Sans CJK KR"/>
           <w:b/>
           <w:bCs/>
-          <w:i w:val="false"/>
-          <w:iCs w:val="false"/>
           <w:sz w:val="22"/>
           <w:szCs w:val="22"/>
         </w:rPr>
@@ -3584,8 +3637,6 @@
           <w:rFonts w:ascii="Noto Sans CJK KR" w:cs="Noto Sans CJK KR" w:eastAsia="Noto Sans CJK KR" w:hAnsi="Noto Sans CJK KR"/>
           <w:b/>
           <w:bCs/>
-          <w:i w:val="false"/>
-          <w:iCs w:val="false"/>
           <w:sz w:val="22"/>
           <w:szCs w:val="22"/>
         </w:rPr>
@@ -3631,6 +3682,7 @@
       </w:tblGrid>
       <w:tr>
         <w:trPr>
+          <w:cantSplit/>
           <w:tblHeader/>
         </w:trPr>
         <w:tc>
@@ -3640,6 +3692,7 @@
           </w:tcPr>
           <w:p>
             <w:pPr>
+              <w:keepNext/>
               <w:jc w:val="center"/>
             </w:pPr>
             <w:r>
@@ -3663,6 +3716,7 @@
           </w:tcPr>
           <w:p>
             <w:pPr>
+              <w:keepNext/>
               <w:jc w:val="center"/>
             </w:pPr>
             <w:r>
@@ -3686,6 +3740,7 @@
           </w:tcPr>
           <w:p>
             <w:pPr>
+              <w:keepNext/>
               <w:jc w:val="center"/>
             </w:pPr>
             <w:r>
@@ -3704,11 +3759,17 @@
         </w:tc>
       </w:tr>
       <w:tr>
+        <w:trPr>
+          <w:cantSplit/>
+        </w:trPr>
         <w:tc>
           <w:tcPr>
             <w:tcW w:type="dxa" w:w="3000"/>
           </w:tcPr>
           <w:p>
+            <w:pPr>
+              <w:keepNext/>
+            </w:pPr>
             <w:r>
               <w:rPr>
                 <w:rFonts w:ascii="Noto Sans CJK KR" w:cs="Noto Sans CJK KR" w:eastAsia="Noto Sans CJK KR" w:hAnsi="Noto Sans CJK KR"/>
@@ -3728,13 +3789,14 @@
             <w:tcW w:type="dxa" w:w="3000"/>
           </w:tcPr>
           <w:p>
+            <w:pPr>
+              <w:keepNext/>
+            </w:pPr>
             <w:r>
               <w:rPr>
                 <w:rFonts w:ascii="Noto Sans CJK KR" w:cs="Noto Sans CJK KR" w:eastAsia="Noto Sans CJK KR" w:hAnsi="Noto Sans CJK KR"/>
                 <w:b/>
                 <w:bCs/>
-                <w:i w:val="false"/>
-                <w:iCs w:val="false"/>
                 <w:sz w:val="22"/>
                 <w:szCs w:val="22"/>
               </w:rPr>
@@ -3759,13 +3821,14 @@
             <w:tcW w:type="dxa" w:w="3000"/>
           </w:tcPr>
           <w:p>
+            <w:pPr>
+              <w:keepNext/>
+            </w:pPr>
             <w:r>
               <w:rPr>
                 <w:rFonts w:ascii="Noto Sans CJK KR" w:cs="Noto Sans CJK KR" w:eastAsia="Noto Sans CJK KR" w:hAnsi="Noto Sans CJK KR"/>
                 <w:b/>
                 <w:bCs/>
-                <w:i w:val="false"/>
-                <w:iCs w:val="false"/>
                 <w:sz w:val="22"/>
                 <w:szCs w:val="22"/>
               </w:rPr>
@@ -3787,11 +3850,17 @@
         </w:tc>
       </w:tr>
       <w:tr>
+        <w:trPr>
+          <w:cantSplit/>
+        </w:trPr>
         <w:tc>
           <w:tcPr>
             <w:tcW w:type="dxa" w:w="3000"/>
           </w:tcPr>
           <w:p>
+            <w:pPr>
+              <w:keepNext/>
+            </w:pPr>
             <w:r>
               <w:rPr>
                 <w:rFonts w:ascii="Noto Sans CJK KR" w:cs="Noto Sans CJK KR" w:eastAsia="Noto Sans CJK KR" w:hAnsi="Noto Sans CJK KR"/>
@@ -3811,13 +3880,14 @@
             <w:tcW w:type="dxa" w:w="3000"/>
           </w:tcPr>
           <w:p>
+            <w:pPr>
+              <w:keepNext/>
+            </w:pPr>
             <w:r>
               <w:rPr>
                 <w:rFonts w:ascii="Noto Sans CJK KR" w:cs="Noto Sans CJK KR" w:eastAsia="Noto Sans CJK KR" w:hAnsi="Noto Sans CJK KR"/>
                 <w:b/>
                 <w:bCs/>
-                <w:i w:val="false"/>
-                <w:iCs w:val="false"/>
                 <w:sz w:val="22"/>
                 <w:szCs w:val="22"/>
               </w:rPr>
@@ -3842,13 +3912,14 @@
             <w:tcW w:type="dxa" w:w="3000"/>
           </w:tcPr>
           <w:p>
+            <w:pPr>
+              <w:keepNext/>
+            </w:pPr>
             <w:r>
               <w:rPr>
                 <w:rFonts w:ascii="Noto Sans CJK KR" w:cs="Noto Sans CJK KR" w:eastAsia="Noto Sans CJK KR" w:hAnsi="Noto Sans CJK KR"/>
                 <w:b/>
                 <w:bCs/>
-                <w:i w:val="false"/>
-                <w:iCs w:val="false"/>
                 <w:sz w:val="22"/>
                 <w:szCs w:val="22"/>
               </w:rPr>
@@ -3870,11 +3941,17 @@
         </w:tc>
       </w:tr>
       <w:tr>
+        <w:trPr>
+          <w:cantSplit/>
+        </w:trPr>
         <w:tc>
           <w:tcPr>
             <w:tcW w:type="dxa" w:w="3000"/>
           </w:tcPr>
           <w:p>
+            <w:pPr>
+              <w:keepNext/>
+            </w:pPr>
             <w:r>
               <w:rPr>
                 <w:rFonts w:ascii="Noto Sans CJK KR" w:cs="Noto Sans CJK KR" w:eastAsia="Noto Sans CJK KR" w:hAnsi="Noto Sans CJK KR"/>
@@ -3894,13 +3971,14 @@
             <w:tcW w:type="dxa" w:w="3000"/>
           </w:tcPr>
           <w:p>
+            <w:pPr>
+              <w:keepNext/>
+            </w:pPr>
             <w:r>
               <w:rPr>
                 <w:rFonts w:ascii="Noto Sans CJK KR" w:cs="Noto Sans CJK KR" w:eastAsia="Noto Sans CJK KR" w:hAnsi="Noto Sans CJK KR"/>
                 <w:b/>
                 <w:bCs/>
-                <w:i w:val="false"/>
-                <w:iCs w:val="false"/>
                 <w:sz w:val="22"/>
                 <w:szCs w:val="22"/>
               </w:rPr>
@@ -3925,13 +4003,14 @@
             <w:tcW w:type="dxa" w:w="3000"/>
           </w:tcPr>
           <w:p>
+            <w:pPr>
+              <w:keepNext/>
+            </w:pPr>
             <w:r>
               <w:rPr>
                 <w:rFonts w:ascii="Noto Sans CJK KR" w:cs="Noto Sans CJK KR" w:eastAsia="Noto Sans CJK KR" w:hAnsi="Noto Sans CJK KR"/>
                 <w:b/>
                 <w:bCs/>
-                <w:i w:val="false"/>
-                <w:iCs w:val="false"/>
                 <w:sz w:val="22"/>
                 <w:szCs w:val="22"/>
               </w:rPr>
@@ -3953,18 +4032,22 @@
         </w:tc>
       </w:tr>
       <w:tr>
+        <w:trPr>
+          <w:cantSplit/>
+        </w:trPr>
         <w:tc>
           <w:tcPr>
             <w:tcW w:type="dxa" w:w="3000"/>
           </w:tcPr>
           <w:p>
+            <w:pPr>
+              <w:keepNext/>
+            </w:pPr>
             <w:r>
               <w:rPr>
                 <w:rFonts w:ascii="Noto Sans CJK KR" w:cs="Noto Sans CJK KR" w:eastAsia="Noto Sans CJK KR" w:hAnsi="Noto Sans CJK KR"/>
                 <w:b/>
                 <w:bCs/>
-                <w:i w:val="false"/>
-                <w:iCs w:val="false"/>
                 <w:sz w:val="22"/>
                 <w:szCs w:val="22"/>
               </w:rPr>
@@ -3977,13 +4060,14 @@
             <w:tcW w:type="dxa" w:w="3000"/>
           </w:tcPr>
           <w:p>
+            <w:pPr>
+              <w:keepNext/>
+            </w:pPr>
             <w:r>
               <w:rPr>
                 <w:rFonts w:ascii="Noto Sans CJK KR" w:cs="Noto Sans CJK KR" w:eastAsia="Noto Sans CJK KR" w:hAnsi="Noto Sans CJK KR"/>
                 <w:b/>
                 <w:bCs/>
-                <w:i w:val="false"/>
-                <w:iCs w:val="false"/>
                 <w:sz w:val="22"/>
                 <w:szCs w:val="22"/>
               </w:rPr>
@@ -4008,6 +4092,9 @@
             <w:tcW w:type="dxa" w:w="3000"/>
           </w:tcPr>
           <w:p>
+            <w:pPr>
+              <w:keepNext/>
+            </w:pPr>
             <w:r>
               <w:rPr>
                 <w:rFonts w:ascii="Noto Sans CJK KR" w:cs="Noto Sans CJK KR" w:eastAsia="Noto Sans CJK KR" w:hAnsi="Noto Sans CJK KR"/>
@@ -4024,18 +4111,22 @@
         </w:tc>
       </w:tr>
       <w:tr>
+        <w:trPr>
+          <w:cantSplit/>
+        </w:trPr>
         <w:tc>
           <w:tcPr>
             <w:tcW w:type="dxa" w:w="3000"/>
           </w:tcPr>
           <w:p>
+            <w:pPr>
+              <w:keepNext/>
+            </w:pPr>
             <w:r>
               <w:rPr>
                 <w:rFonts w:ascii="Noto Sans CJK KR" w:cs="Noto Sans CJK KR" w:eastAsia="Noto Sans CJK KR" w:hAnsi="Noto Sans CJK KR"/>
                 <w:b/>
                 <w:bCs/>
-                <w:i w:val="false"/>
-                <w:iCs w:val="false"/>
                 <w:sz w:val="22"/>
                 <w:szCs w:val="22"/>
               </w:rPr>
@@ -4048,6 +4139,9 @@
             <w:tcW w:type="dxa" w:w="3000"/>
           </w:tcPr>
           <w:p>
+            <w:pPr>
+              <w:keepNext/>
+            </w:pPr>
             <w:r>
               <w:rPr>
                 <w:rFonts w:ascii="Noto Sans CJK KR" w:cs="Noto Sans CJK KR" w:eastAsia="Noto Sans CJK KR" w:hAnsi="Noto Sans CJK KR"/>
@@ -4067,13 +4161,14 @@
             <w:tcW w:type="dxa" w:w="3000"/>
           </w:tcPr>
           <w:p>
+            <w:pPr>
+              <w:keepNext/>
+            </w:pPr>
             <w:r>
               <w:rPr>
                 <w:rFonts w:ascii="Noto Sans CJK KR" w:cs="Noto Sans CJK KR" w:eastAsia="Noto Sans CJK KR" w:hAnsi="Noto Sans CJK KR"/>
                 <w:b/>
                 <w:bCs/>
-                <w:i w:val="false"/>
-                <w:iCs w:val="false"/>
                 <w:sz w:val="22"/>
                 <w:szCs w:val="22"/>
               </w:rPr>
@@ -4095,11 +4190,17 @@
         </w:tc>
       </w:tr>
       <w:tr>
+        <w:trPr>
+          <w:cantSplit/>
+        </w:trPr>
         <w:tc>
           <w:tcPr>
             <w:tcW w:type="dxa" w:w="3000"/>
           </w:tcPr>
           <w:p>
+            <w:pPr>
+              <w:keepNext/>
+            </w:pPr>
             <w:r>
               <w:rPr>
                 <w:rFonts w:ascii="Noto Sans CJK KR" w:cs="Noto Sans CJK KR" w:eastAsia="Noto Sans CJK KR" w:hAnsi="Noto Sans CJK KR"/>
@@ -4119,6 +4220,9 @@
             <w:tcW w:type="dxa" w:w="3000"/>
           </w:tcPr>
           <w:p>
+            <w:pPr>
+              <w:keepNext/>
+            </w:pPr>
             <w:r>
               <w:rPr>
                 <w:rFonts w:ascii="Noto Sans CJK KR" w:cs="Noto Sans CJK KR" w:eastAsia="Noto Sans CJK KR" w:hAnsi="Noto Sans CJK KR"/>
@@ -4138,6 +4242,9 @@
             <w:tcW w:type="dxa" w:w="3000"/>
           </w:tcPr>
           <w:p>
+            <w:pPr>
+              <w:keepNext/>
+            </w:pPr>
             <w:r>
               <w:rPr>
                 <w:rFonts w:ascii="Noto Sans CJK KR" w:cs="Noto Sans CJK KR" w:eastAsia="Noto Sans CJK KR" w:hAnsi="Noto Sans CJK KR"/>
@@ -4154,11 +4261,17 @@
         </w:tc>
       </w:tr>
       <w:tr>
+        <w:trPr>
+          <w:cantSplit/>
+        </w:trPr>
         <w:tc>
           <w:tcPr>
             <w:tcW w:type="dxa" w:w="3000"/>
           </w:tcPr>
           <w:p>
+            <w:pPr>
+              <w:keepNext/>
+            </w:pPr>
             <w:r>
               <w:rPr>
                 <w:rFonts w:ascii="Noto Sans CJK KR" w:cs="Noto Sans CJK KR" w:eastAsia="Noto Sans CJK KR" w:hAnsi="Noto Sans CJK KR"/>
@@ -4178,6 +4291,9 @@
             <w:tcW w:type="dxa" w:w="3000"/>
           </w:tcPr>
           <w:p>
+            <w:pPr>
+              <w:keepNext/>
+            </w:pPr>
             <w:r>
               <w:rPr>
                 <w:rFonts w:ascii="Noto Sans CJK KR" w:cs="Noto Sans CJK KR" w:eastAsia="Noto Sans CJK KR" w:hAnsi="Noto Sans CJK KR"/>
@@ -4197,6 +4313,9 @@
             <w:tcW w:type="dxa" w:w="3000"/>
           </w:tcPr>
           <w:p>
+            <w:pPr>
+              <w:keepNext/>
+            </w:pPr>
             <w:r>
               <w:rPr>
                 <w:rFonts w:ascii="Noto Sans CJK KR" w:cs="Noto Sans CJK KR" w:eastAsia="Noto Sans CJK KR" w:hAnsi="Noto Sans CJK KR"/>
@@ -4213,11 +4332,17 @@
         </w:tc>
       </w:tr>
       <w:tr>
+        <w:trPr>
+          <w:cantSplit/>
+        </w:trPr>
         <w:tc>
           <w:tcPr>
             <w:tcW w:type="dxa" w:w="3000"/>
           </w:tcPr>
           <w:p>
+            <w:pPr>
+              <w:keepNext/>
+            </w:pPr>
             <w:r>
               <w:rPr>
                 <w:rFonts w:ascii="Noto Sans CJK KR" w:cs="Noto Sans CJK KR" w:eastAsia="Noto Sans CJK KR" w:hAnsi="Noto Sans CJK KR"/>
@@ -4237,6 +4362,9 @@
             <w:tcW w:type="dxa" w:w="3000"/>
           </w:tcPr>
           <w:p>
+            <w:pPr>
+              <w:keepNext/>
+            </w:pPr>
             <w:r>
               <w:rPr>
                 <w:rFonts w:ascii="Noto Sans CJK KR" w:cs="Noto Sans CJK KR" w:eastAsia="Noto Sans CJK KR" w:hAnsi="Noto Sans CJK KR"/>
@@ -4256,6 +4384,9 @@
             <w:tcW w:type="dxa" w:w="3000"/>
           </w:tcPr>
           <w:p>
+            <w:pPr>
+              <w:keepNext/>
+            </w:pPr>
             <w:r>
               <w:rPr>
                 <w:rFonts w:ascii="Noto Sans CJK KR" w:cs="Noto Sans CJK KR" w:eastAsia="Noto Sans CJK KR" w:hAnsi="Noto Sans CJK KR"/>
@@ -4347,8 +4478,6 @@
           <w:rFonts w:ascii="Noto Sans CJK KR" w:cs="Noto Sans CJK KR" w:eastAsia="Noto Sans CJK KR" w:hAnsi="Noto Sans CJK KR"/>
           <w:b/>
           <w:bCs/>
-          <w:i w:val="false"/>
-          <w:iCs w:val="false"/>
           <w:sz w:val="22"/>
           <w:szCs w:val="22"/>
         </w:rPr>
@@ -4371,8 +4500,6 @@
           <w:rFonts w:ascii="Noto Sans CJK KR" w:cs="Noto Sans CJK KR" w:eastAsia="Noto Sans CJK KR" w:hAnsi="Noto Sans CJK KR"/>
           <w:b/>
           <w:bCs/>
-          <w:i w:val="false"/>
-          <w:iCs w:val="false"/>
           <w:sz w:val="22"/>
           <w:szCs w:val="22"/>
         </w:rPr>
@@ -4408,8 +4535,6 @@
           <w:rFonts w:ascii="Noto Sans CJK KR" w:cs="Noto Sans CJK KR" w:eastAsia="Noto Sans CJK KR" w:hAnsi="Noto Sans CJK KR"/>
           <w:b/>
           <w:bCs/>
-          <w:i w:val="false"/>
-          <w:iCs w:val="false"/>
           <w:sz w:val="22"/>
           <w:szCs w:val="22"/>
         </w:rPr>
@@ -4432,8 +4557,6 @@
           <w:rFonts w:ascii="Noto Sans CJK KR" w:cs="Noto Sans CJK KR" w:eastAsia="Noto Sans CJK KR" w:hAnsi="Noto Sans CJK KR"/>
           <w:b/>
           <w:bCs/>
-          <w:i w:val="false"/>
-          <w:iCs w:val="false"/>
           <w:sz w:val="22"/>
           <w:szCs w:val="22"/>
         </w:rPr>
@@ -4481,8 +4604,6 @@
           <w:rFonts w:ascii="Noto Sans CJK KR" w:cs="Noto Sans CJK KR" w:eastAsia="Noto Sans CJK KR" w:hAnsi="Noto Sans CJK KR"/>
           <w:b/>
           <w:bCs/>
-          <w:i w:val="false"/>
-          <w:iCs w:val="false"/>
           <w:sz w:val="22"/>
           <w:szCs w:val="22"/>
         </w:rPr>
@@ -4505,8 +4626,6 @@
           <w:rFonts w:ascii="Noto Sans CJK KR" w:cs="Noto Sans CJK KR" w:eastAsia="Noto Sans CJK KR" w:hAnsi="Noto Sans CJK KR"/>
           <w:b/>
           <w:bCs/>
-          <w:i w:val="false"/>
-          <w:iCs w:val="false"/>
           <w:sz w:val="22"/>
           <w:szCs w:val="22"/>
         </w:rPr>
@@ -4529,8 +4648,6 @@
           <w:rFonts w:ascii="Noto Sans CJK KR" w:cs="Noto Sans CJK KR" w:eastAsia="Noto Sans CJK KR" w:hAnsi="Noto Sans CJK KR"/>
           <w:b/>
           <w:bCs/>
-          <w:i w:val="false"/>
-          <w:iCs w:val="false"/>
           <w:sz w:val="22"/>
           <w:szCs w:val="22"/>
         </w:rPr>
@@ -4578,8 +4695,6 @@
           <w:rFonts w:ascii="Noto Sans CJK KR" w:cs="Noto Sans CJK KR" w:eastAsia="Noto Sans CJK KR" w:hAnsi="Noto Sans CJK KR"/>
           <w:b/>
           <w:bCs/>
-          <w:i w:val="false"/>
-          <w:iCs w:val="false"/>
           <w:sz w:val="22"/>
           <w:szCs w:val="22"/>
         </w:rPr>
@@ -4615,8 +4730,6 @@
           <w:rFonts w:ascii="Noto Sans CJK KR" w:cs="Noto Sans CJK KR" w:eastAsia="Noto Sans CJK KR" w:hAnsi="Noto Sans CJK KR"/>
           <w:b/>
           <w:bCs/>
-          <w:i w:val="false"/>
-          <w:iCs w:val="false"/>
           <w:sz w:val="22"/>
           <w:szCs w:val="22"/>
         </w:rPr>
@@ -4639,8 +4752,6 @@
           <w:rFonts w:ascii="Noto Sans CJK KR" w:cs="Noto Sans CJK KR" w:eastAsia="Noto Sans CJK KR" w:hAnsi="Noto Sans CJK KR"/>
           <w:b/>
           <w:bCs/>
-          <w:i w:val="false"/>
-          <w:iCs w:val="false"/>
           <w:sz w:val="22"/>
           <w:szCs w:val="22"/>
         </w:rPr>
@@ -4676,8 +4787,6 @@
           <w:rFonts w:ascii="Noto Sans CJK KR" w:cs="Noto Sans CJK KR" w:eastAsia="Noto Sans CJK KR" w:hAnsi="Noto Sans CJK KR"/>
           <w:b/>
           <w:bCs/>
-          <w:i w:val="false"/>
-          <w:iCs w:val="false"/>
           <w:sz w:val="22"/>
           <w:szCs w:val="22"/>
         </w:rPr>
@@ -4693,7 +4802,7 @@
           <w:sz w:val="22"/>
           <w:szCs w:val="22"/>
         </w:rPr>
-        <w:t xml:space="preserve"> places Models 3 and 4 side by side, with Figure 3.</w:t>
+        <w:t xml:space="preserve"> places Models 3 and 4 side by side. Figure 3 is not reproduced; the exhibit records only what the paper shows in that figure — consult the original article for the plot itself.</w:t>
       </w:r>
     </w:p>
     <w:p>
@@ -4783,8 +4892,6 @@
           <w:rFonts w:ascii="Noto Sans CJK KR" w:cs="Noto Sans CJK KR" w:eastAsia="Noto Sans CJK KR" w:hAnsi="Noto Sans CJK KR"/>
           <w:b/>
           <w:bCs/>
-          <w:i w:val="false"/>
-          <w:iCs w:val="false"/>
           <w:sz w:val="22"/>
           <w:szCs w:val="22"/>
         </w:rPr>
@@ -4807,8 +4914,6 @@
           <w:rFonts w:ascii="Noto Sans CJK KR" w:cs="Noto Sans CJK KR" w:eastAsia="Noto Sans CJK KR" w:hAnsi="Noto Sans CJK KR"/>
           <w:b/>
           <w:bCs/>
-          <w:i w:val="false"/>
-          <w:iCs w:val="false"/>
           <w:sz w:val="22"/>
           <w:szCs w:val="22"/>
         </w:rPr>
@@ -4832,8 +4937,6 @@
           <w:rFonts w:ascii="Noto Sans CJK KR" w:cs="Noto Sans CJK KR" w:eastAsia="Noto Sans CJK KR" w:hAnsi="Noto Sans CJK KR"/>
           <w:b/>
           <w:bCs/>
-          <w:i w:val="false"/>
-          <w:iCs w:val="false"/>
           <w:sz w:val="22"/>
           <w:szCs w:val="22"/>
         </w:rPr>
@@ -4856,8 +4959,6 @@
           <w:rFonts w:ascii="Noto Sans CJK KR" w:cs="Noto Sans CJK KR" w:eastAsia="Noto Sans CJK KR" w:hAnsi="Noto Sans CJK KR"/>
           <w:b/>
           <w:bCs/>
-          <w:i w:val="false"/>
-          <w:iCs w:val="false"/>
           <w:sz w:val="22"/>
           <w:szCs w:val="22"/>
         </w:rPr>
@@ -4880,8 +4981,6 @@
           <w:rFonts w:ascii="Noto Sans CJK KR" w:cs="Noto Sans CJK KR" w:eastAsia="Noto Sans CJK KR" w:hAnsi="Noto Sans CJK KR"/>
           <w:b/>
           <w:bCs/>
-          <w:i w:val="false"/>
-          <w:iCs w:val="false"/>
           <w:sz w:val="22"/>
           <w:szCs w:val="22"/>
         </w:rPr>
@@ -4904,8 +5003,6 @@
           <w:rFonts w:ascii="Noto Sans CJK KR" w:cs="Noto Sans CJK KR" w:eastAsia="Noto Sans CJK KR" w:hAnsi="Noto Sans CJK KR"/>
           <w:b/>
           <w:bCs/>
-          <w:i w:val="false"/>
-          <w:iCs w:val="false"/>
           <w:sz w:val="22"/>
           <w:szCs w:val="22"/>
         </w:rPr>
@@ -4941,8 +5038,6 @@
           <w:rFonts w:ascii="Noto Sans CJK KR" w:cs="Noto Sans CJK KR" w:eastAsia="Noto Sans CJK KR" w:hAnsi="Noto Sans CJK KR"/>
           <w:b/>
           <w:bCs/>
-          <w:i w:val="false"/>
-          <w:iCs w:val="false"/>
           <w:sz w:val="22"/>
           <w:szCs w:val="22"/>
         </w:rPr>
@@ -4978,8 +5073,6 @@
           <w:rFonts w:ascii="Noto Sans CJK KR" w:cs="Noto Sans CJK KR" w:eastAsia="Noto Sans CJK KR" w:hAnsi="Noto Sans CJK KR"/>
           <w:b/>
           <w:bCs/>
-          <w:i w:val="false"/>
-          <w:iCs w:val="false"/>
           <w:sz w:val="22"/>
           <w:szCs w:val="22"/>
         </w:rPr>
@@ -5015,8 +5108,6 @@
           <w:rFonts w:ascii="Noto Sans CJK KR" w:cs="Noto Sans CJK KR" w:eastAsia="Noto Sans CJK KR" w:hAnsi="Noto Sans CJK KR"/>
           <w:b/>
           <w:bCs/>
-          <w:i w:val="false"/>
-          <w:iCs w:val="false"/>
           <w:sz w:val="22"/>
           <w:szCs w:val="22"/>
         </w:rPr>
@@ -5062,6 +5153,7 @@
       </w:tblGrid>
       <w:tr>
         <w:trPr>
+          <w:cantSplit/>
           <w:tblHeader/>
         </w:trPr>
         <w:tc>
@@ -5071,6 +5163,7 @@
           </w:tcPr>
           <w:p>
             <w:pPr>
+              <w:keepNext/>
               <w:jc w:val="center"/>
             </w:pPr>
             <w:r>
@@ -5094,6 +5187,7 @@
           </w:tcPr>
           <w:p>
             <w:pPr>
+              <w:keepNext/>
               <w:jc w:val="center"/>
             </w:pPr>
             <w:r>
@@ -5117,6 +5211,7 @@
           </w:tcPr>
           <w:p>
             <w:pPr>
+              <w:keepNext/>
               <w:jc w:val="center"/>
             </w:pPr>
             <w:r>
@@ -5135,11 +5230,17 @@
         </w:tc>
       </w:tr>
       <w:tr>
+        <w:trPr>
+          <w:cantSplit/>
+        </w:trPr>
         <w:tc>
           <w:tcPr>
             <w:tcW w:type="dxa" w:w="3000"/>
           </w:tcPr>
           <w:p>
+            <w:pPr>
+              <w:keepNext/>
+            </w:pPr>
             <w:r>
               <w:rPr>
                 <w:rFonts w:ascii="Noto Sans CJK KR" w:cs="Noto Sans CJK KR" w:eastAsia="Noto Sans CJK KR" w:hAnsi="Noto Sans CJK KR"/>
@@ -5159,13 +5260,14 @@
             <w:tcW w:type="dxa" w:w="3000"/>
           </w:tcPr>
           <w:p>
+            <w:pPr>
+              <w:keepNext/>
+            </w:pPr>
             <w:r>
               <w:rPr>
                 <w:rFonts w:ascii="Noto Sans CJK KR" w:cs="Noto Sans CJK KR" w:eastAsia="Noto Sans CJK KR" w:hAnsi="Noto Sans CJK KR"/>
                 <w:b/>
                 <w:bCs/>
-                <w:i w:val="false"/>
-                <w:iCs w:val="false"/>
                 <w:sz w:val="22"/>
                 <w:szCs w:val="22"/>
               </w:rPr>
@@ -5178,6 +5280,9 @@
             <w:tcW w:type="dxa" w:w="3000"/>
           </w:tcPr>
           <w:p>
+            <w:pPr>
+              <w:keepNext/>
+            </w:pPr>
             <w:r>
               <w:rPr>
                 <w:rFonts w:ascii="Noto Sans CJK KR" w:cs="Noto Sans CJK KR" w:eastAsia="Noto Sans CJK KR" w:hAnsi="Noto Sans CJK KR"/>
@@ -5194,11 +5299,17 @@
         </w:tc>
       </w:tr>
       <w:tr>
+        <w:trPr>
+          <w:cantSplit/>
+        </w:trPr>
         <w:tc>
           <w:tcPr>
             <w:tcW w:type="dxa" w:w="3000"/>
           </w:tcPr>
           <w:p>
+            <w:pPr>
+              <w:keepNext/>
+            </w:pPr>
             <w:r>
               <w:rPr>
                 <w:rFonts w:ascii="Noto Sans CJK KR" w:cs="Noto Sans CJK KR" w:eastAsia="Noto Sans CJK KR" w:hAnsi="Noto Sans CJK KR"/>
@@ -5218,13 +5329,14 @@
             <w:tcW w:type="dxa" w:w="3000"/>
           </w:tcPr>
           <w:p>
+            <w:pPr>
+              <w:keepNext/>
+            </w:pPr>
             <w:r>
               <w:rPr>
                 <w:rFonts w:ascii="Noto Sans CJK KR" w:cs="Noto Sans CJK KR" w:eastAsia="Noto Sans CJK KR" w:hAnsi="Noto Sans CJK KR"/>
                 <w:b/>
                 <w:bCs/>
-                <w:i w:val="false"/>
-                <w:iCs w:val="false"/>
                 <w:sz w:val="22"/>
                 <w:szCs w:val="22"/>
               </w:rPr>
@@ -5237,6 +5349,9 @@
             <w:tcW w:type="dxa" w:w="3000"/>
           </w:tcPr>
           <w:p>
+            <w:pPr>
+              <w:keepNext/>
+            </w:pPr>
             <w:r>
               <w:rPr>
                 <w:rFonts w:ascii="Noto Sans CJK KR" w:cs="Noto Sans CJK KR" w:eastAsia="Noto Sans CJK KR" w:hAnsi="Noto Sans CJK KR"/>
@@ -5290,8 +5405,6 @@
           <w:rFonts w:ascii="Noto Sans CJK KR" w:cs="Noto Sans CJK KR" w:eastAsia="Noto Sans CJK KR" w:hAnsi="Noto Sans CJK KR"/>
           <w:b/>
           <w:bCs/>
-          <w:i w:val="false"/>
-          <w:iCs w:val="false"/>
           <w:sz w:val="22"/>
           <w:szCs w:val="22"/>
         </w:rPr>
@@ -5314,8 +5427,6 @@
           <w:rFonts w:ascii="Noto Sans CJK KR" w:cs="Noto Sans CJK KR" w:eastAsia="Noto Sans CJK KR" w:hAnsi="Noto Sans CJK KR"/>
           <w:b/>
           <w:bCs/>
-          <w:i w:val="false"/>
-          <w:iCs w:val="false"/>
           <w:sz w:val="22"/>
           <w:szCs w:val="22"/>
         </w:rPr>
@@ -5338,8 +5449,6 @@
           <w:rFonts w:ascii="Noto Sans CJK KR" w:cs="Noto Sans CJK KR" w:eastAsia="Noto Sans CJK KR" w:hAnsi="Noto Sans CJK KR"/>
           <w:b/>
           <w:bCs/>
-          <w:i w:val="false"/>
-          <w:iCs w:val="false"/>
           <w:sz w:val="22"/>
           <w:szCs w:val="22"/>
         </w:rPr>
@@ -5375,8 +5484,6 @@
           <w:rFonts w:ascii="Noto Sans CJK KR" w:cs="Noto Sans CJK KR" w:eastAsia="Noto Sans CJK KR" w:hAnsi="Noto Sans CJK KR"/>
           <w:b/>
           <w:bCs/>
-          <w:i w:val="false"/>
-          <w:iCs w:val="false"/>
           <w:sz w:val="22"/>
           <w:szCs w:val="22"/>
         </w:rPr>
@@ -5399,8 +5506,6 @@
           <w:rFonts w:ascii="Noto Sans CJK KR" w:cs="Noto Sans CJK KR" w:eastAsia="Noto Sans CJK KR" w:hAnsi="Noto Sans CJK KR"/>
           <w:b/>
           <w:bCs/>
-          <w:i w:val="false"/>
-          <w:iCs w:val="false"/>
           <w:sz w:val="22"/>
           <w:szCs w:val="22"/>
         </w:rPr>
@@ -5441,8 +5546,6 @@
           <w:rFonts w:ascii="Noto Sans CJK KR" w:cs="Noto Sans CJK KR" w:eastAsia="Noto Sans CJK KR" w:hAnsi="Noto Sans CJK KR"/>
           <w:b/>
           <w:bCs/>
-          <w:i w:val="false"/>
-          <w:iCs w:val="false"/>
           <w:sz w:val="22"/>
           <w:szCs w:val="22"/>
         </w:rPr>
@@ -5483,8 +5586,6 @@
           <w:rFonts w:ascii="Noto Sans CJK KR" w:cs="Noto Sans CJK KR" w:eastAsia="Noto Sans CJK KR" w:hAnsi="Noto Sans CJK KR"/>
           <w:b/>
           <w:bCs/>
-          <w:i w:val="false"/>
-          <w:iCs w:val="false"/>
           <w:sz w:val="22"/>
           <w:szCs w:val="22"/>
         </w:rPr>
@@ -5532,8 +5633,6 @@
           <w:rFonts w:ascii="Noto Sans CJK KR" w:cs="Noto Sans CJK KR" w:eastAsia="Noto Sans CJK KR" w:hAnsi="Noto Sans CJK KR"/>
           <w:b/>
           <w:bCs/>
-          <w:i w:val="false"/>
-          <w:iCs w:val="false"/>
           <w:sz w:val="22"/>
           <w:szCs w:val="22"/>
         </w:rPr>
@@ -5581,8 +5680,6 @@
           <w:rFonts w:ascii="Noto Sans CJK KR" w:cs="Noto Sans CJK KR" w:eastAsia="Noto Sans CJK KR" w:hAnsi="Noto Sans CJK KR"/>
           <w:b/>
           <w:bCs/>
-          <w:i w:val="false"/>
-          <w:iCs w:val="false"/>
           <w:sz w:val="22"/>
           <w:szCs w:val="22"/>
         </w:rPr>
@@ -5605,8 +5702,6 @@
           <w:rFonts w:ascii="Noto Sans CJK KR" w:cs="Noto Sans CJK KR" w:eastAsia="Noto Sans CJK KR" w:hAnsi="Noto Sans CJK KR"/>
           <w:b/>
           <w:bCs/>
-          <w:i w:val="false"/>
-          <w:iCs w:val="false"/>
           <w:sz w:val="22"/>
           <w:szCs w:val="22"/>
         </w:rPr>
@@ -5629,8 +5724,6 @@
           <w:rFonts w:ascii="Noto Sans CJK KR" w:cs="Noto Sans CJK KR" w:eastAsia="Noto Sans CJK KR" w:hAnsi="Noto Sans CJK KR"/>
           <w:b/>
           <w:bCs/>
-          <w:i w:val="false"/>
-          <w:iCs w:val="false"/>
           <w:sz w:val="22"/>
           <w:szCs w:val="22"/>
         </w:rPr>
@@ -5653,8 +5746,6 @@
           <w:rFonts w:ascii="Noto Sans CJK KR" w:cs="Noto Sans CJK KR" w:eastAsia="Noto Sans CJK KR" w:hAnsi="Noto Sans CJK KR"/>
           <w:b/>
           <w:bCs/>
-          <w:i w:val="false"/>
-          <w:iCs w:val="false"/>
           <w:sz w:val="22"/>
           <w:szCs w:val="22"/>
         </w:rPr>
@@ -5678,8 +5769,6 @@
           <w:rFonts w:ascii="Noto Sans CJK KR" w:cs="Noto Sans CJK KR" w:eastAsia="Noto Sans CJK KR" w:hAnsi="Noto Sans CJK KR"/>
           <w:b/>
           <w:bCs/>
-          <w:i w:val="false"/>
-          <w:iCs w:val="false"/>
           <w:sz w:val="22"/>
           <w:szCs w:val="22"/>
         </w:rPr>
@@ -5758,8 +5847,6 @@
       <w:r>
         <w:rPr>
           <w:rFonts w:ascii="Noto Sans CJK KR" w:cs="Noto Sans CJK KR" w:eastAsia="Noto Sans CJK KR" w:hAnsi="Noto Sans CJK KR"/>
-          <w:b w:val="false"/>
-          <w:bCs w:val="false"/>
           <w:i/>
           <w:iCs/>
           <w:sz w:val="22"/>
@@ -5815,8 +5902,6 @@
           <w:rFonts w:ascii="Noto Sans CJK KR" w:cs="Noto Sans CJK KR" w:eastAsia="Noto Sans CJK KR" w:hAnsi="Noto Sans CJK KR"/>
           <w:b/>
           <w:bCs/>
-          <w:i w:val="false"/>
-          <w:iCs w:val="false"/>
           <w:sz w:val="22"/>
           <w:szCs w:val="22"/>
         </w:rPr>
@@ -5839,8 +5924,6 @@
           <w:rFonts w:ascii="Noto Sans CJK KR" w:cs="Noto Sans CJK KR" w:eastAsia="Noto Sans CJK KR" w:hAnsi="Noto Sans CJK KR"/>
           <w:b/>
           <w:bCs/>
-          <w:i w:val="false"/>
-          <w:iCs w:val="false"/>
           <w:sz w:val="22"/>
           <w:szCs w:val="22"/>
         </w:rPr>
@@ -5888,8 +5971,6 @@
           <w:rFonts w:ascii="Noto Sans CJK KR" w:cs="Noto Sans CJK KR" w:eastAsia="Noto Sans CJK KR" w:hAnsi="Noto Sans CJK KR"/>
           <w:b/>
           <w:bCs/>
-          <w:i w:val="false"/>
-          <w:iCs w:val="false"/>
           <w:sz w:val="22"/>
           <w:szCs w:val="22"/>
         </w:rPr>
@@ -5925,8 +6006,6 @@
           <w:rFonts w:ascii="Noto Sans CJK KR" w:cs="Noto Sans CJK KR" w:eastAsia="Noto Sans CJK KR" w:hAnsi="Noto Sans CJK KR"/>
           <w:b/>
           <w:bCs/>
-          <w:i w:val="false"/>
-          <w:iCs w:val="false"/>
           <w:sz w:val="22"/>
           <w:szCs w:val="22"/>
         </w:rPr>
@@ -5949,8 +6028,6 @@
           <w:rFonts w:ascii="Noto Sans CJK KR" w:cs="Noto Sans CJK KR" w:eastAsia="Noto Sans CJK KR" w:hAnsi="Noto Sans CJK KR"/>
           <w:b/>
           <w:bCs/>
-          <w:i w:val="false"/>
-          <w:iCs w:val="false"/>
           <w:sz w:val="22"/>
           <w:szCs w:val="22"/>
         </w:rPr>
@@ -5986,8 +6063,6 @@
           <w:rFonts w:ascii="Noto Sans CJK KR" w:cs="Noto Sans CJK KR" w:eastAsia="Noto Sans CJK KR" w:hAnsi="Noto Sans CJK KR"/>
           <w:b/>
           <w:bCs/>
-          <w:i w:val="false"/>
-          <w:iCs w:val="false"/>
           <w:sz w:val="22"/>
           <w:szCs w:val="22"/>
         </w:rPr>
@@ -6023,8 +6098,6 @@
           <w:rFonts w:ascii="Noto Sans CJK KR" w:cs="Noto Sans CJK KR" w:eastAsia="Noto Sans CJK KR" w:hAnsi="Noto Sans CJK KR"/>
           <w:b/>
           <w:bCs/>
-          <w:i w:val="false"/>
-          <w:iCs w:val="false"/>
           <w:sz w:val="22"/>
           <w:szCs w:val="22"/>
         </w:rPr>
@@ -6060,8 +6133,6 @@
           <w:rFonts w:ascii="Noto Sans CJK KR" w:cs="Noto Sans CJK KR" w:eastAsia="Noto Sans CJK KR" w:hAnsi="Noto Sans CJK KR"/>
           <w:b/>
           <w:bCs/>
-          <w:i w:val="false"/>
-          <w:iCs w:val="false"/>
           <w:sz w:val="22"/>
           <w:szCs w:val="22"/>
         </w:rPr>
@@ -6084,8 +6155,6 @@
           <w:rFonts w:ascii="Noto Sans CJK KR" w:cs="Noto Sans CJK KR" w:eastAsia="Noto Sans CJK KR" w:hAnsi="Noto Sans CJK KR"/>
           <w:b/>
           <w:bCs/>
-          <w:i w:val="false"/>
-          <w:iCs w:val="false"/>
           <w:sz w:val="22"/>
           <w:szCs w:val="22"/>
         </w:rPr>
@@ -6108,8 +6177,6 @@
           <w:rFonts w:ascii="Noto Sans CJK KR" w:cs="Noto Sans CJK KR" w:eastAsia="Noto Sans CJK KR" w:hAnsi="Noto Sans CJK KR"/>
           <w:b/>
           <w:bCs/>
-          <w:i w:val="false"/>
-          <w:iCs w:val="false"/>
           <w:sz w:val="22"/>
           <w:szCs w:val="22"/>
         </w:rPr>
@@ -6133,8 +6200,6 @@
           <w:rFonts w:ascii="Noto Sans CJK KR" w:cs="Noto Sans CJK KR" w:eastAsia="Noto Sans CJK KR" w:hAnsi="Noto Sans CJK KR"/>
           <w:b/>
           <w:bCs/>
-          <w:i w:val="false"/>
-          <w:iCs w:val="false"/>
           <w:sz w:val="22"/>
           <w:szCs w:val="22"/>
         </w:rPr>
@@ -6157,8 +6222,6 @@
           <w:rFonts w:ascii="Noto Sans CJK KR" w:cs="Noto Sans CJK KR" w:eastAsia="Noto Sans CJK KR" w:hAnsi="Noto Sans CJK KR"/>
           <w:b/>
           <w:bCs/>
-          <w:i w:val="false"/>
-          <w:iCs w:val="false"/>
           <w:sz w:val="22"/>
           <w:szCs w:val="22"/>
         </w:rPr>
@@ -6194,8 +6257,6 @@
           <w:rFonts w:ascii="Noto Sans CJK KR" w:cs="Noto Sans CJK KR" w:eastAsia="Noto Sans CJK KR" w:hAnsi="Noto Sans CJK KR"/>
           <w:b/>
           <w:bCs/>
-          <w:i w:val="false"/>
-          <w:iCs w:val="false"/>
           <w:sz w:val="22"/>
           <w:szCs w:val="22"/>
         </w:rPr>
@@ -6218,8 +6279,6 @@
           <w:rFonts w:ascii="Noto Sans CJK KR" w:cs="Noto Sans CJK KR" w:eastAsia="Noto Sans CJK KR" w:hAnsi="Noto Sans CJK KR"/>
           <w:b/>
           <w:bCs/>
-          <w:i w:val="false"/>
-          <w:iCs w:val="false"/>
           <w:sz w:val="22"/>
           <w:szCs w:val="22"/>
         </w:rPr>
@@ -6242,8 +6301,6 @@
           <w:rFonts w:ascii="Noto Sans CJK KR" w:cs="Noto Sans CJK KR" w:eastAsia="Noto Sans CJK KR" w:hAnsi="Noto Sans CJK KR"/>
           <w:b/>
           <w:bCs/>
-          <w:i w:val="false"/>
-          <w:iCs w:val="false"/>
           <w:sz w:val="22"/>
           <w:szCs w:val="22"/>
         </w:rPr>
@@ -6272,8 +6329,6 @@
           <w:rFonts w:ascii="Noto Sans CJK KR" w:cs="Noto Sans CJK KR" w:eastAsia="Noto Sans CJK KR" w:hAnsi="Noto Sans CJK KR"/>
           <w:b/>
           <w:bCs/>
-          <w:i w:val="false"/>
-          <w:iCs w:val="false"/>
           <w:sz w:val="22"/>
           <w:szCs w:val="22"/>
         </w:rPr>
@@ -6296,8 +6351,6 @@
           <w:rFonts w:ascii="Noto Sans CJK KR" w:cs="Noto Sans CJK KR" w:eastAsia="Noto Sans CJK KR" w:hAnsi="Noto Sans CJK KR"/>
           <w:b/>
           <w:bCs/>
-          <w:i w:val="false"/>
-          <w:iCs w:val="false"/>
           <w:sz w:val="22"/>
           <w:szCs w:val="22"/>
         </w:rPr>
@@ -6345,8 +6398,6 @@
           <w:rFonts w:ascii="Noto Sans CJK KR" w:cs="Noto Sans CJK KR" w:eastAsia="Noto Sans CJK KR" w:hAnsi="Noto Sans CJK KR"/>
           <w:b/>
           <w:bCs/>
-          <w:i w:val="false"/>
-          <w:iCs w:val="false"/>
           <w:sz w:val="22"/>
           <w:szCs w:val="22"/>
         </w:rPr>
@@ -6369,8 +6420,6 @@
           <w:rFonts w:ascii="Noto Sans CJK KR" w:cs="Noto Sans CJK KR" w:eastAsia="Noto Sans CJK KR" w:hAnsi="Noto Sans CJK KR"/>
           <w:b/>
           <w:bCs/>
-          <w:i w:val="false"/>
-          <w:iCs w:val="false"/>
           <w:sz w:val="22"/>
           <w:szCs w:val="22"/>
         </w:rPr>
@@ -6406,8 +6455,6 @@
           <w:rFonts w:ascii="Noto Sans CJK KR" w:cs="Noto Sans CJK KR" w:eastAsia="Noto Sans CJK KR" w:hAnsi="Noto Sans CJK KR"/>
           <w:b/>
           <w:bCs/>
-          <w:i w:val="false"/>
-          <w:iCs w:val="false"/>
           <w:sz w:val="22"/>
           <w:szCs w:val="22"/>
         </w:rPr>
@@ -6448,8 +6495,6 @@
           <w:rFonts w:ascii="Noto Sans CJK KR" w:cs="Noto Sans CJK KR" w:eastAsia="Noto Sans CJK KR" w:hAnsi="Noto Sans CJK KR"/>
           <w:b/>
           <w:bCs/>
-          <w:i w:val="false"/>
-          <w:iCs w:val="false"/>
           <w:sz w:val="22"/>
           <w:szCs w:val="22"/>
         </w:rPr>
@@ -6465,43 +6510,29 @@
           <w:sz w:val="22"/>
           <w:szCs w:val="22"/>
         </w:rPr>
-        <w:t xml:space="preserve">: "the count of new COVID-19 confirmed cases in week t−1 </w:t>
-      </w:r>
-      <w:r>
-        <w:rPr>
-          <w:rFonts w:ascii="Noto Sans CJK KR" w:cs="Noto Sans CJK KR" w:eastAsia="Noto Sans CJK KR" w:hAnsi="Noto Sans CJK KR"/>
-          <w:b/>
-          <w:bCs/>
-          <w:i w:val="false"/>
-          <w:iCs w:val="false"/>
-          <w:sz w:val="22"/>
-          <w:szCs w:val="22"/>
-        </w:rPr>
-        <w:t xml:space="preserve">for motel </w:t>
-      </w:r>
-      <w:r>
-        <w:rPr>
-          <w:rFonts w:ascii="Noto Sans CJK KR" w:cs="Noto Sans CJK KR" w:eastAsia="Noto Sans CJK KR" w:hAnsi="Noto Sans CJK KR"/>
-          <w:b/>
-          <w:bCs/>
+        <w:t xml:space="preserve">: "the count of new COVID-19 confirmed cases in week t−1 *</w:t>
+      </w:r>
+      <w:r>
+        <w:rPr>
+          <w:rFonts w:ascii="Noto Sans CJK KR" w:cs="Noto Sans CJK KR" w:eastAsia="Noto Sans CJK KR" w:hAnsi="Noto Sans CJK KR"/>
           <w:i/>
           <w:iCs/>
           <w:sz w:val="22"/>
           <w:szCs w:val="22"/>
         </w:rPr>
-        <w:t xml:space="preserve">i</w:t>
-      </w:r>
-      <w:r>
-        <w:rPr>
-          <w:rFonts w:ascii="Noto Sans CJK KR" w:cs="Noto Sans CJK KR" w:eastAsia="Noto Sans CJK KR" w:hAnsi="Noto Sans CJK KR"/>
-          <w:b w:val="false"/>
-          <w:bCs w:val="false"/>
-          <w:i w:val="false"/>
-          <w:iCs w:val="false"/>
-          <w:sz w:val="22"/>
-          <w:szCs w:val="22"/>
-        </w:rPr>
-        <w:t xml:space="preserve">"</w:t>
+        <w:t xml:space="preserve">for motel </w:t>
+      </w:r>
+      <w:r>
+        <w:rPr>
+          <w:rFonts w:ascii="Noto Sans CJK KR" w:cs="Noto Sans CJK KR" w:eastAsia="Noto Sans CJK KR" w:hAnsi="Noto Sans CJK KR"/>
+          <w:b w:val="false"/>
+          <w:bCs w:val="false"/>
+          <w:i w:val="false"/>
+          <w:iCs w:val="false"/>
+          <w:sz w:val="22"/>
+          <w:szCs w:val="22"/>
+        </w:rPr>
+        <w:t xml:space="preserve">i***"</w:t>
       </w:r>
     </w:p>
     <w:p>
@@ -6518,8 +6549,6 @@
           <w:rFonts w:ascii="Noto Sans CJK KR" w:cs="Noto Sans CJK KR" w:eastAsia="Noto Sans CJK KR" w:hAnsi="Noto Sans CJK KR"/>
           <w:b/>
           <w:bCs/>
-          <w:i w:val="false"/>
-          <w:iCs w:val="false"/>
           <w:sz w:val="22"/>
           <w:szCs w:val="22"/>
         </w:rPr>
@@ -6542,8 +6571,6 @@
           <w:rFonts w:ascii="Noto Sans CJK KR" w:cs="Noto Sans CJK KR" w:eastAsia="Noto Sans CJK KR" w:hAnsi="Noto Sans CJK KR"/>
           <w:b/>
           <w:bCs/>
-          <w:i w:val="false"/>
-          <w:iCs w:val="false"/>
           <w:sz w:val="22"/>
           <w:szCs w:val="22"/>
         </w:rPr>
@@ -6589,10 +6616,6 @@
       <w:r>
         <w:rPr>
           <w:rFonts w:ascii="Noto Sans Mono CJK KR" w:cs="Noto Sans Mono CJK KR" w:eastAsia="Noto Sans Mono CJK KR" w:hAnsi="Noto Sans Mono CJK KR"/>
-          <w:b w:val="false"/>
-          <w:bCs w:val="false"/>
-          <w:i w:val="false"/>
-          <w:iCs w:val="false"/>
           <w:sz w:val="20"/>
           <w:szCs w:val="20"/>
         </w:rPr>
@@ -6608,39 +6631,35 @@
           <w:sz w:val="22"/>
           <w:szCs w:val="22"/>
         </w:rPr>
-        <w:t xml:space="preserve">, indexing both motel and week. </w:t>
-      </w:r>
-      <w:r>
-        <w:rPr>
-          <w:rFonts w:ascii="Noto Sans CJK KR" w:cs="Noto Sans CJK KR" w:eastAsia="Noto Sans CJK KR" w:hAnsi="Noto Sans CJK KR"/>
-          <w:b/>
-          <w:bCs/>
-          <w:i w:val="false"/>
-          <w:iCs w:val="false"/>
-          <w:sz w:val="22"/>
-          <w:szCs w:val="22"/>
-        </w:rPr>
-        <w:t xml:space="preserve">Whether this is a single nationwide value shared across all motels or a location- or property-specific value that varies with </w:t>
-      </w:r>
-      <w:r>
-        <w:rPr>
-          <w:rFonts w:ascii="Noto Sans CJK KR" w:cs="Noto Sans CJK KR" w:eastAsia="Noto Sans CJK KR" w:hAnsi="Noto Sans CJK KR"/>
-          <w:b/>
-          <w:bCs/>
+        <w:t xml:space="preserve">, indexing both motel and week. *</w:t>
+      </w:r>
+      <w:r>
+        <w:rPr>
+          <w:rFonts w:ascii="Noto Sans CJK KR" w:cs="Noto Sans CJK KR" w:eastAsia="Noto Sans CJK KR" w:hAnsi="Noto Sans CJK KR"/>
           <w:i/>
           <w:iCs/>
           <w:sz w:val="22"/>
           <w:szCs w:val="22"/>
         </w:rPr>
+        <w:t xml:space="preserve">Whether this is a single nationwide value shared across all motels or a location- or property-specific value that varies with </w:t>
+      </w:r>
+      <w:r>
+        <w:rPr>
+          <w:rFonts w:ascii="Noto Sans CJK KR" w:cs="Noto Sans CJK KR" w:eastAsia="Noto Sans CJK KR" w:hAnsi="Noto Sans CJK KR"/>
+          <w:b w:val="false"/>
+          <w:bCs w:val="false"/>
+          <w:i w:val="false"/>
+          <w:iCs w:val="false"/>
+          <w:sz w:val="22"/>
+          <w:szCs w:val="22"/>
+        </w:rPr>
         <w:t xml:space="preserve">i</w:t>
       </w:r>
       <w:r>
         <w:rPr>
           <w:rFonts w:ascii="Noto Sans CJK KR" w:cs="Noto Sans CJK KR" w:eastAsia="Noto Sans CJK KR" w:hAnsi="Noto Sans CJK KR"/>
-          <w:b/>
-          <w:bCs/>
-          <w:i w:val="false"/>
-          <w:iCs w:val="false"/>
+          <w:i/>
+          <w:iCs/>
           <w:sz w:val="22"/>
           <w:szCs w:val="22"/>
         </w:rPr>
@@ -6656,7 +6675,7 @@
           <w:sz w:val="22"/>
           <w:szCs w:val="22"/>
         </w:rPr>
-        <w:t xml:space="preserve"> Until that is settled, the next question cannot be answered.</w:t>
+        <w:t xml:space="preserve">* Until that is settled, the next question cannot be answered.</w:t>
       </w:r>
     </w:p>
     <w:p>
@@ -6681,8 +6700,6 @@
           <w:rFonts w:ascii="Noto Sans CJK KR" w:cs="Noto Sans CJK KR" w:eastAsia="Noto Sans CJK KR" w:hAnsi="Noto Sans CJK KR"/>
           <w:b/>
           <w:bCs/>
-          <w:i w:val="false"/>
-          <w:iCs w:val="false"/>
           <w:sz w:val="22"/>
           <w:szCs w:val="22"/>
         </w:rPr>
@@ -6715,8 +6732,6 @@
           <w:rFonts w:ascii="Noto Sans CJK KR" w:cs="Noto Sans CJK KR" w:eastAsia="Noto Sans CJK KR" w:hAnsi="Noto Sans CJK KR"/>
           <w:b/>
           <w:bCs/>
-          <w:i w:val="false"/>
-          <w:iCs w:val="false"/>
           <w:sz w:val="22"/>
           <w:szCs w:val="22"/>
         </w:rPr>
@@ -6737,8 +6752,6 @@
       <w:r>
         <w:rPr>
           <w:rFonts w:ascii="Noto Sans CJK KR" w:cs="Noto Sans CJK KR" w:eastAsia="Noto Sans CJK KR" w:hAnsi="Noto Sans CJK KR"/>
-          <w:b w:val="false"/>
-          <w:bCs w:val="false"/>
           <w:i/>
           <w:iCs/>
           <w:sz w:val="22"/>
@@ -6763,8 +6776,6 @@
           <w:rFonts w:ascii="Noto Sans CJK KR" w:cs="Noto Sans CJK KR" w:eastAsia="Noto Sans CJK KR" w:hAnsi="Noto Sans CJK KR"/>
           <w:b/>
           <w:bCs/>
-          <w:i w:val="false"/>
-          <w:iCs w:val="false"/>
           <w:sz w:val="22"/>
           <w:szCs w:val="22"/>
         </w:rPr>
@@ -6812,8 +6823,6 @@
           <w:rFonts w:ascii="Noto Sans CJK KR" w:cs="Noto Sans CJK KR" w:eastAsia="Noto Sans CJK KR" w:hAnsi="Noto Sans CJK KR"/>
           <w:b/>
           <w:bCs/>
-          <w:i w:val="false"/>
-          <w:iCs w:val="false"/>
           <w:sz w:val="22"/>
           <w:szCs w:val="22"/>
         </w:rPr>
@@ -6836,8 +6845,6 @@
           <w:rFonts w:ascii="Noto Sans CJK KR" w:cs="Noto Sans CJK KR" w:eastAsia="Noto Sans CJK KR" w:hAnsi="Noto Sans CJK KR"/>
           <w:b/>
           <w:bCs/>
-          <w:i w:val="false"/>
-          <w:iCs w:val="false"/>
           <w:sz w:val="22"/>
           <w:szCs w:val="22"/>
         </w:rPr>
@@ -6860,8 +6867,6 @@
           <w:rFonts w:ascii="Noto Sans CJK KR" w:cs="Noto Sans CJK KR" w:eastAsia="Noto Sans CJK KR" w:hAnsi="Noto Sans CJK KR"/>
           <w:b/>
           <w:bCs/>
-          <w:i w:val="false"/>
-          <w:iCs w:val="false"/>
           <w:sz w:val="22"/>
           <w:szCs w:val="22"/>
         </w:rPr>
@@ -6909,8 +6914,6 @@
           <w:rFonts w:ascii="Noto Sans CJK KR" w:cs="Noto Sans CJK KR" w:eastAsia="Noto Sans CJK KR" w:hAnsi="Noto Sans CJK KR"/>
           <w:b/>
           <w:bCs/>
-          <w:i w:val="false"/>
-          <w:iCs w:val="false"/>
           <w:sz w:val="22"/>
           <w:szCs w:val="22"/>
         </w:rPr>
@@ -6933,8 +6936,6 @@
           <w:rFonts w:ascii="Noto Sans CJK KR" w:cs="Noto Sans CJK KR" w:eastAsia="Noto Sans CJK KR" w:hAnsi="Noto Sans CJK KR"/>
           <w:b/>
           <w:bCs/>
-          <w:i w:val="false"/>
-          <w:iCs w:val="false"/>
           <w:sz w:val="22"/>
           <w:szCs w:val="22"/>
         </w:rPr>
@@ -7028,8 +7029,6 @@
           <w:rFonts w:ascii="Noto Sans CJK KR" w:cs="Noto Sans CJK KR" w:eastAsia="Noto Sans CJK KR" w:hAnsi="Noto Sans CJK KR"/>
           <w:b/>
           <w:bCs/>
-          <w:i w:val="false"/>
-          <w:iCs w:val="false"/>
           <w:sz w:val="22"/>
           <w:szCs w:val="22"/>
         </w:rPr>
@@ -7065,8 +7064,6 @@
           <w:rFonts w:ascii="Noto Sans CJK KR" w:cs="Noto Sans CJK KR" w:eastAsia="Noto Sans CJK KR" w:hAnsi="Noto Sans CJK KR"/>
           <w:b/>
           <w:bCs/>
-          <w:i w:val="false"/>
-          <w:iCs w:val="false"/>
           <w:sz w:val="22"/>
           <w:szCs w:val="22"/>
         </w:rPr>
@@ -7102,8 +7099,6 @@
           <w:rFonts w:ascii="Noto Sans CJK KR" w:cs="Noto Sans CJK KR" w:eastAsia="Noto Sans CJK KR" w:hAnsi="Noto Sans CJK KR"/>
           <w:b/>
           <w:bCs/>
-          <w:i w:val="false"/>
-          <w:iCs w:val="false"/>
           <w:sz w:val="22"/>
           <w:szCs w:val="22"/>
         </w:rPr>
@@ -7139,8 +7134,6 @@
           <w:rFonts w:ascii="Noto Sans CJK KR" w:cs="Noto Sans CJK KR" w:eastAsia="Noto Sans CJK KR" w:hAnsi="Noto Sans CJK KR"/>
           <w:b/>
           <w:bCs/>
-          <w:i w:val="false"/>
-          <w:iCs w:val="false"/>
           <w:sz w:val="22"/>
           <w:szCs w:val="22"/>
         </w:rPr>
@@ -7188,8 +7181,6 @@
           <w:rFonts w:ascii="Noto Sans CJK KR" w:cs="Noto Sans CJK KR" w:eastAsia="Noto Sans CJK KR" w:hAnsi="Noto Sans CJK KR"/>
           <w:b/>
           <w:bCs/>
-          <w:i w:val="false"/>
-          <w:iCs w:val="false"/>
           <w:sz w:val="22"/>
           <w:szCs w:val="22"/>
         </w:rPr>
@@ -7223,8 +7214,6 @@
       <w:r>
         <w:rPr>
           <w:rFonts w:ascii="Noto Sans CJK KR" w:cs="Noto Sans CJK KR" w:eastAsia="Noto Sans CJK KR" w:hAnsi="Noto Sans CJK KR"/>
-          <w:b w:val="false"/>
-          <w:bCs w:val="false"/>
           <w:i/>
           <w:iCs/>
           <w:sz w:val="22"/>

--- a/work/reviewresponse/MBACase_ReviewResponsePlaybook_FULL_EN.docx
+++ b/work/reviewresponse/MBACase_ReviewResponsePlaybook_FULL_EN.docx
@@ -40,6 +40,8 @@
       <w:r>
         <w:rPr>
           <w:rFonts w:ascii="Noto Sans CJK KR" w:cs="Noto Sans CJK KR" w:eastAsia="Noto Sans CJK KR" w:hAnsi="Noto Sans CJK KR"/>
+          <w:b w:val="false"/>
+          <w:bCs w:val="false"/>
           <w:i/>
           <w:iCs/>
           <w:sz w:val="22"/>
@@ -50,6 +52,8 @@
       <w:r>
         <w:rPr>
           <w:rFonts w:ascii="Noto Sans CJK KR" w:cs="Noto Sans CJK KR" w:eastAsia="Noto Sans CJK KR" w:hAnsi="Noto Sans CJK KR"/>
+          <w:b/>
+          <w:bCs/>
           <w:i/>
           <w:iCs/>
           <w:sz w:val="22"/>
@@ -60,6 +64,8 @@
       <w:r>
         <w:rPr>
           <w:rFonts w:ascii="Noto Sans CJK KR" w:cs="Noto Sans CJK KR" w:eastAsia="Noto Sans CJK KR" w:hAnsi="Noto Sans CJK KR"/>
+          <w:b w:val="false"/>
+          <w:bCs w:val="false"/>
           <w:i/>
           <w:iCs/>
           <w:sz w:val="22"/>
@@ -70,6 +76,8 @@
       <w:r>
         <w:rPr>
           <w:rFonts w:ascii="Noto Sans CJK KR" w:cs="Noto Sans CJK KR" w:eastAsia="Noto Sans CJK KR" w:hAnsi="Noto Sans CJK KR"/>
+          <w:b/>
+          <w:bCs/>
           <w:i/>
           <w:iCs/>
           <w:sz w:val="22"/>
@@ -80,6 +88,8 @@
       <w:r>
         <w:rPr>
           <w:rFonts w:ascii="Noto Sans CJK KR" w:cs="Noto Sans CJK KR" w:eastAsia="Noto Sans CJK KR" w:hAnsi="Noto Sans CJK KR"/>
+          <w:b w:val="false"/>
+          <w:bCs w:val="false"/>
           <w:i/>
           <w:iCs/>
           <w:sz w:val="22"/>
@@ -90,6 +100,8 @@
       <w:r>
         <w:rPr>
           <w:rFonts w:ascii="Noto Sans CJK KR" w:cs="Noto Sans CJK KR" w:eastAsia="Noto Sans CJK KR" w:hAnsi="Noto Sans CJK KR"/>
+          <w:b/>
+          <w:bCs/>
           <w:i/>
           <w:iCs/>
           <w:sz w:val="22"/>
@@ -100,6 +112,8 @@
       <w:r>
         <w:rPr>
           <w:rFonts w:ascii="Noto Sans CJK KR" w:cs="Noto Sans CJK KR" w:eastAsia="Noto Sans CJK KR" w:hAnsi="Noto Sans CJK KR"/>
+          <w:b w:val="false"/>
+          <w:bCs w:val="false"/>
           <w:i/>
           <w:iCs/>
           <w:sz w:val="22"/>
@@ -232,6 +246,8 @@
           <w:rFonts w:ascii="Noto Sans CJK KR" w:cs="Noto Sans CJK KR" w:eastAsia="Noto Sans CJK KR" w:hAnsi="Noto Sans CJK KR"/>
           <w:b/>
           <w:bCs/>
+          <w:i w:val="false"/>
+          <w:iCs w:val="false"/>
           <w:sz w:val="22"/>
           <w:szCs w:val="22"/>
         </w:rPr>
@@ -337,6 +353,8 @@
           <w:rFonts w:ascii="Noto Sans CJK KR" w:cs="Noto Sans CJK KR" w:eastAsia="Noto Sans CJK KR" w:hAnsi="Noto Sans CJK KR"/>
           <w:b/>
           <w:bCs/>
+          <w:i w:val="false"/>
+          <w:iCs w:val="false"/>
           <w:sz w:val="22"/>
           <w:szCs w:val="22"/>
         </w:rPr>
@@ -359,6 +377,8 @@
           <w:rFonts w:ascii="Noto Sans CJK KR" w:cs="Noto Sans CJK KR" w:eastAsia="Noto Sans CJK KR" w:hAnsi="Noto Sans CJK KR"/>
           <w:b/>
           <w:bCs/>
+          <w:i w:val="false"/>
+          <w:iCs w:val="false"/>
           <w:sz w:val="22"/>
           <w:szCs w:val="22"/>
         </w:rPr>
@@ -394,6 +414,8 @@
           <w:rFonts w:ascii="Noto Sans CJK KR" w:cs="Noto Sans CJK KR" w:eastAsia="Noto Sans CJK KR" w:hAnsi="Noto Sans CJK KR"/>
           <w:b/>
           <w:bCs/>
+          <w:i w:val="false"/>
+          <w:iCs w:val="false"/>
           <w:sz w:val="22"/>
           <w:szCs w:val="22"/>
         </w:rPr>
@@ -429,6 +451,8 @@
           <w:rFonts w:ascii="Noto Sans CJK KR" w:cs="Noto Sans CJK KR" w:eastAsia="Noto Sans CJK KR" w:hAnsi="Noto Sans CJK KR"/>
           <w:b/>
           <w:bCs/>
+          <w:i w:val="false"/>
+          <w:iCs w:val="false"/>
           <w:sz w:val="22"/>
           <w:szCs w:val="22"/>
         </w:rPr>
@@ -521,6 +545,8 @@
           <w:rFonts w:ascii="Noto Sans CJK KR" w:cs="Noto Sans CJK KR" w:eastAsia="Noto Sans CJK KR" w:hAnsi="Noto Sans CJK KR"/>
           <w:b/>
           <w:bCs/>
+          <w:i w:val="false"/>
+          <w:iCs w:val="false"/>
           <w:sz w:val="22"/>
           <w:szCs w:val="22"/>
         </w:rPr>
@@ -543,6 +569,8 @@
           <w:rFonts w:ascii="Noto Sans CJK KR" w:cs="Noto Sans CJK KR" w:eastAsia="Noto Sans CJK KR" w:hAnsi="Noto Sans CJK KR"/>
           <w:b/>
           <w:bCs/>
+          <w:i w:val="false"/>
+          <w:iCs w:val="false"/>
           <w:sz w:val="22"/>
           <w:szCs w:val="22"/>
         </w:rPr>
@@ -590,6 +618,8 @@
           <w:rFonts w:ascii="Noto Sans CJK KR" w:cs="Noto Sans CJK KR" w:eastAsia="Noto Sans CJK KR" w:hAnsi="Noto Sans CJK KR"/>
           <w:b/>
           <w:bCs/>
+          <w:i w:val="false"/>
+          <w:iCs w:val="false"/>
           <w:sz w:val="22"/>
           <w:szCs w:val="22"/>
         </w:rPr>
@@ -643,6 +673,8 @@
           <w:rFonts w:ascii="Noto Sans CJK KR" w:cs="Noto Sans CJK KR" w:eastAsia="Noto Sans CJK KR" w:hAnsi="Noto Sans CJK KR"/>
           <w:b/>
           <w:bCs/>
+          <w:i w:val="false"/>
+          <w:iCs w:val="false"/>
           <w:sz w:val="22"/>
           <w:szCs w:val="22"/>
         </w:rPr>
@@ -665,6 +697,8 @@
           <w:rFonts w:ascii="Noto Sans CJK KR" w:cs="Noto Sans CJK KR" w:eastAsia="Noto Sans CJK KR" w:hAnsi="Noto Sans CJK KR"/>
           <w:b/>
           <w:bCs/>
+          <w:i w:val="false"/>
+          <w:iCs w:val="false"/>
           <w:sz w:val="22"/>
           <w:szCs w:val="22"/>
         </w:rPr>
@@ -700,6 +734,8 @@
           <w:rFonts w:ascii="Noto Sans CJK KR" w:cs="Noto Sans CJK KR" w:eastAsia="Noto Sans CJK KR" w:hAnsi="Noto Sans CJK KR"/>
           <w:b/>
           <w:bCs/>
+          <w:i w:val="false"/>
+          <w:iCs w:val="false"/>
           <w:sz w:val="22"/>
           <w:szCs w:val="22"/>
         </w:rPr>
@@ -766,6 +802,8 @@
       <w:r>
         <w:rPr>
           <w:rFonts w:ascii="Noto Sans CJK KR" w:cs="Noto Sans CJK KR" w:eastAsia="Noto Sans CJK KR" w:hAnsi="Noto Sans CJK KR"/>
+          <w:b w:val="false"/>
+          <w:bCs w:val="false"/>
           <w:i/>
           <w:iCs/>
           <w:sz w:val="22"/>
@@ -941,6 +979,8 @@
                 <w:rFonts w:ascii="Noto Sans CJK KR" w:cs="Noto Sans CJK KR" w:eastAsia="Noto Sans CJK KR" w:hAnsi="Noto Sans CJK KR"/>
                 <w:b/>
                 <w:bCs/>
+                <w:i w:val="false"/>
+                <w:iCs w:val="false"/>
                 <w:sz w:val="22"/>
                 <w:szCs w:val="22"/>
               </w:rPr>
@@ -1010,6 +1050,8 @@
                 <w:rFonts w:ascii="Noto Sans CJK KR" w:cs="Noto Sans CJK KR" w:eastAsia="Noto Sans CJK KR" w:hAnsi="Noto Sans CJK KR"/>
                 <w:b/>
                 <w:bCs/>
+                <w:i w:val="false"/>
+                <w:iCs w:val="false"/>
                 <w:sz w:val="22"/>
                 <w:szCs w:val="22"/>
               </w:rPr>
@@ -1079,6 +1121,8 @@
                 <w:rFonts w:ascii="Noto Sans CJK KR" w:cs="Noto Sans CJK KR" w:eastAsia="Noto Sans CJK KR" w:hAnsi="Noto Sans CJK KR"/>
                 <w:b/>
                 <w:bCs/>
+                <w:i w:val="false"/>
+                <w:iCs w:val="false"/>
                 <w:sz w:val="22"/>
                 <w:szCs w:val="22"/>
               </w:rPr>
@@ -1148,6 +1192,8 @@
                 <w:rFonts w:ascii="Noto Sans CJK KR" w:cs="Noto Sans CJK KR" w:eastAsia="Noto Sans CJK KR" w:hAnsi="Noto Sans CJK KR"/>
                 <w:b/>
                 <w:bCs/>
+                <w:i w:val="false"/>
+                <w:iCs w:val="false"/>
                 <w:sz w:val="22"/>
                 <w:szCs w:val="22"/>
               </w:rPr>
@@ -1217,6 +1263,8 @@
                 <w:rFonts w:ascii="Noto Sans CJK KR" w:cs="Noto Sans CJK KR" w:eastAsia="Noto Sans CJK KR" w:hAnsi="Noto Sans CJK KR"/>
                 <w:b/>
                 <w:bCs/>
+                <w:i w:val="false"/>
+                <w:iCs w:val="false"/>
                 <w:sz w:val="22"/>
                 <w:szCs w:val="22"/>
               </w:rPr>
@@ -1285,6 +1333,8 @@
           <w:rFonts w:ascii="Noto Sans CJK KR" w:cs="Noto Sans CJK KR" w:eastAsia="Noto Sans CJK KR" w:hAnsi="Noto Sans CJK KR"/>
           <w:b/>
           <w:bCs/>
+          <w:i w:val="false"/>
+          <w:iCs w:val="false"/>
           <w:sz w:val="22"/>
           <w:szCs w:val="22"/>
         </w:rPr>
@@ -1307,6 +1357,8 @@
           <w:rFonts w:ascii="Noto Sans CJK KR" w:cs="Noto Sans CJK KR" w:eastAsia="Noto Sans CJK KR" w:hAnsi="Noto Sans CJK KR"/>
           <w:b/>
           <w:bCs/>
+          <w:i w:val="false"/>
+          <w:iCs w:val="false"/>
           <w:sz w:val="22"/>
           <w:szCs w:val="22"/>
         </w:rPr>
@@ -1329,6 +1381,8 @@
           <w:rFonts w:ascii="Noto Sans CJK KR" w:cs="Noto Sans CJK KR" w:eastAsia="Noto Sans CJK KR" w:hAnsi="Noto Sans CJK KR"/>
           <w:b/>
           <w:bCs/>
+          <w:i w:val="false"/>
+          <w:iCs w:val="false"/>
           <w:sz w:val="22"/>
           <w:szCs w:val="22"/>
         </w:rPr>
@@ -1351,6 +1405,8 @@
           <w:rFonts w:ascii="Noto Sans CJK KR" w:cs="Noto Sans CJK KR" w:eastAsia="Noto Sans CJK KR" w:hAnsi="Noto Sans CJK KR"/>
           <w:b/>
           <w:bCs/>
+          <w:i w:val="false"/>
+          <w:iCs w:val="false"/>
           <w:sz w:val="22"/>
           <w:szCs w:val="22"/>
         </w:rPr>
@@ -1386,6 +1442,8 @@
           <w:rFonts w:ascii="Noto Sans CJK KR" w:cs="Noto Sans CJK KR" w:eastAsia="Noto Sans CJK KR" w:hAnsi="Noto Sans CJK KR"/>
           <w:b/>
           <w:bCs/>
+          <w:i w:val="false"/>
+          <w:iCs w:val="false"/>
           <w:sz w:val="22"/>
           <w:szCs w:val="22"/>
         </w:rPr>
@@ -1408,6 +1466,8 @@
           <w:rFonts w:ascii="Noto Sans CJK KR" w:cs="Noto Sans CJK KR" w:eastAsia="Noto Sans CJK KR" w:hAnsi="Noto Sans CJK KR"/>
           <w:b/>
           <w:bCs/>
+          <w:i w:val="false"/>
+          <w:iCs w:val="false"/>
           <w:sz w:val="22"/>
           <w:szCs w:val="22"/>
         </w:rPr>
@@ -1455,6 +1515,8 @@
           <w:rFonts w:ascii="Noto Sans CJK KR" w:cs="Noto Sans CJK KR" w:eastAsia="Noto Sans CJK KR" w:hAnsi="Noto Sans CJK KR"/>
           <w:b/>
           <w:bCs/>
+          <w:i w:val="false"/>
+          <w:iCs w:val="false"/>
           <w:sz w:val="22"/>
           <w:szCs w:val="22"/>
         </w:rPr>
@@ -1477,6 +1539,8 @@
           <w:rFonts w:ascii="Noto Sans CJK KR" w:cs="Noto Sans CJK KR" w:eastAsia="Noto Sans CJK KR" w:hAnsi="Noto Sans CJK KR"/>
           <w:b/>
           <w:bCs/>
+          <w:i w:val="false"/>
+          <w:iCs w:val="false"/>
           <w:sz w:val="22"/>
           <w:szCs w:val="22"/>
         </w:rPr>
@@ -1517,6 +1581,8 @@
           <w:rFonts w:ascii="Noto Sans CJK KR" w:cs="Noto Sans CJK KR" w:eastAsia="Noto Sans CJK KR" w:hAnsi="Noto Sans CJK KR"/>
           <w:b/>
           <w:bCs/>
+          <w:i w:val="false"/>
+          <w:iCs w:val="false"/>
           <w:sz w:val="22"/>
           <w:szCs w:val="22"/>
         </w:rPr>
@@ -1549,6 +1615,8 @@
           <w:rFonts w:ascii="Noto Sans CJK KR" w:cs="Noto Sans CJK KR" w:eastAsia="Noto Sans CJK KR" w:hAnsi="Noto Sans CJK KR"/>
           <w:b/>
           <w:bCs/>
+          <w:i w:val="false"/>
+          <w:iCs w:val="false"/>
           <w:sz w:val="22"/>
           <w:szCs w:val="22"/>
         </w:rPr>
@@ -1571,6 +1639,8 @@
           <w:rFonts w:ascii="Noto Sans CJK KR" w:cs="Noto Sans CJK KR" w:eastAsia="Noto Sans CJK KR" w:hAnsi="Noto Sans CJK KR"/>
           <w:b/>
           <w:bCs/>
+          <w:i w:val="false"/>
+          <w:iCs w:val="false"/>
           <w:sz w:val="22"/>
           <w:szCs w:val="22"/>
         </w:rPr>
@@ -1603,6 +1673,8 @@
           <w:rFonts w:ascii="Noto Sans CJK KR" w:cs="Noto Sans CJK KR" w:eastAsia="Noto Sans CJK KR" w:hAnsi="Noto Sans CJK KR"/>
           <w:b/>
           <w:bCs/>
+          <w:i w:val="false"/>
+          <w:iCs w:val="false"/>
           <w:sz w:val="22"/>
           <w:szCs w:val="22"/>
         </w:rPr>
@@ -1625,6 +1697,8 @@
           <w:rFonts w:ascii="Noto Sans CJK KR" w:cs="Noto Sans CJK KR" w:eastAsia="Noto Sans CJK KR" w:hAnsi="Noto Sans CJK KR"/>
           <w:b/>
           <w:bCs/>
+          <w:i w:val="false"/>
+          <w:iCs w:val="false"/>
           <w:sz w:val="22"/>
           <w:szCs w:val="22"/>
         </w:rPr>
@@ -1657,6 +1731,8 @@
           <w:rFonts w:ascii="Noto Sans CJK KR" w:cs="Noto Sans CJK KR" w:eastAsia="Noto Sans CJK KR" w:hAnsi="Noto Sans CJK KR"/>
           <w:b/>
           <w:bCs/>
+          <w:i w:val="false"/>
+          <w:iCs w:val="false"/>
           <w:sz w:val="22"/>
           <w:szCs w:val="22"/>
         </w:rPr>
@@ -1722,6 +1798,8 @@
           <w:rFonts w:ascii="Noto Sans CJK KR" w:cs="Noto Sans CJK KR" w:eastAsia="Noto Sans CJK KR" w:hAnsi="Noto Sans CJK KR"/>
           <w:b/>
           <w:bCs/>
+          <w:i w:val="false"/>
+          <w:iCs w:val="false"/>
           <w:sz w:val="22"/>
           <w:szCs w:val="22"/>
         </w:rPr>
@@ -1744,6 +1822,8 @@
           <w:rFonts w:ascii="Noto Sans CJK KR" w:cs="Noto Sans CJK KR" w:eastAsia="Noto Sans CJK KR" w:hAnsi="Noto Sans CJK KR"/>
           <w:b/>
           <w:bCs/>
+          <w:i w:val="false"/>
+          <w:iCs w:val="false"/>
           <w:sz w:val="22"/>
           <w:szCs w:val="22"/>
         </w:rPr>
@@ -1776,6 +1856,8 @@
           <w:rFonts w:ascii="Noto Sans CJK KR" w:cs="Noto Sans CJK KR" w:eastAsia="Noto Sans CJK KR" w:hAnsi="Noto Sans CJK KR"/>
           <w:b/>
           <w:bCs/>
+          <w:i w:val="false"/>
+          <w:iCs w:val="false"/>
           <w:sz w:val="22"/>
           <w:szCs w:val="22"/>
         </w:rPr>
@@ -1798,6 +1880,8 @@
           <w:rFonts w:ascii="Noto Sans CJK KR" w:cs="Noto Sans CJK KR" w:eastAsia="Noto Sans CJK KR" w:hAnsi="Noto Sans CJK KR"/>
           <w:b/>
           <w:bCs/>
+          <w:i w:val="false"/>
+          <w:iCs w:val="false"/>
           <w:sz w:val="22"/>
           <w:szCs w:val="22"/>
         </w:rPr>
@@ -1845,6 +1929,8 @@
           <w:rFonts w:ascii="Noto Sans CJK KR" w:cs="Noto Sans CJK KR" w:eastAsia="Noto Sans CJK KR" w:hAnsi="Noto Sans CJK KR"/>
           <w:b/>
           <w:bCs/>
+          <w:i w:val="false"/>
+          <w:iCs w:val="false"/>
           <w:sz w:val="22"/>
           <w:szCs w:val="22"/>
         </w:rPr>
@@ -1892,6 +1978,8 @@
           <w:rFonts w:ascii="Noto Sans CJK KR" w:cs="Noto Sans CJK KR" w:eastAsia="Noto Sans CJK KR" w:hAnsi="Noto Sans CJK KR"/>
           <w:b/>
           <w:bCs/>
+          <w:i w:val="false"/>
+          <w:iCs w:val="false"/>
           <w:sz w:val="22"/>
           <w:szCs w:val="22"/>
         </w:rPr>
@@ -1939,6 +2027,8 @@
           <w:rFonts w:ascii="Noto Sans CJK KR" w:cs="Noto Sans CJK KR" w:eastAsia="Noto Sans CJK KR" w:hAnsi="Noto Sans CJK KR"/>
           <w:b/>
           <w:bCs/>
+          <w:i w:val="false"/>
+          <w:iCs w:val="false"/>
           <w:sz w:val="22"/>
           <w:szCs w:val="22"/>
         </w:rPr>
@@ -1961,6 +2051,8 @@
           <w:rFonts w:ascii="Noto Sans CJK KR" w:cs="Noto Sans CJK KR" w:eastAsia="Noto Sans CJK KR" w:hAnsi="Noto Sans CJK KR"/>
           <w:b/>
           <w:bCs/>
+          <w:i w:val="false"/>
+          <w:iCs w:val="false"/>
           <w:sz w:val="22"/>
           <w:szCs w:val="22"/>
         </w:rPr>
@@ -1984,6 +2076,8 @@
           <w:rFonts w:ascii="Noto Sans CJK KR" w:cs="Noto Sans CJK KR" w:eastAsia="Noto Sans CJK KR" w:hAnsi="Noto Sans CJK KR"/>
           <w:b/>
           <w:bCs/>
+          <w:i w:val="false"/>
+          <w:iCs w:val="false"/>
           <w:sz w:val="22"/>
           <w:szCs w:val="22"/>
         </w:rPr>
@@ -2202,6 +2296,8 @@
                 <w:rFonts w:ascii="Noto Sans CJK KR" w:cs="Noto Sans CJK KR" w:eastAsia="Noto Sans CJK KR" w:hAnsi="Noto Sans CJK KR"/>
                 <w:b/>
                 <w:bCs/>
+                <w:i w:val="false"/>
+                <w:iCs w:val="false"/>
                 <w:sz w:val="22"/>
                 <w:szCs w:val="22"/>
               </w:rPr>
@@ -2261,6 +2357,8 @@
                 <w:rFonts w:ascii="Noto Sans CJK KR" w:cs="Noto Sans CJK KR" w:eastAsia="Noto Sans CJK KR" w:hAnsi="Noto Sans CJK KR"/>
                 <w:b/>
                 <w:bCs/>
+                <w:i w:val="false"/>
+                <w:iCs w:val="false"/>
                 <w:sz w:val="22"/>
                 <w:szCs w:val="22"/>
               </w:rPr>
@@ -2320,6 +2418,8 @@
                 <w:rFonts w:ascii="Noto Sans CJK KR" w:cs="Noto Sans CJK KR" w:eastAsia="Noto Sans CJK KR" w:hAnsi="Noto Sans CJK KR"/>
                 <w:b/>
                 <w:bCs/>
+                <w:i w:val="false"/>
+                <w:iCs w:val="false"/>
                 <w:sz w:val="22"/>
                 <w:szCs w:val="22"/>
               </w:rPr>
@@ -2550,6 +2650,8 @@
           <w:rFonts w:ascii="Noto Sans CJK KR" w:cs="Noto Sans CJK KR" w:eastAsia="Noto Sans CJK KR" w:hAnsi="Noto Sans CJK KR"/>
           <w:b/>
           <w:bCs/>
+          <w:i w:val="false"/>
+          <w:iCs w:val="false"/>
           <w:sz w:val="22"/>
           <w:szCs w:val="22"/>
         </w:rPr>
@@ -2572,6 +2674,8 @@
           <w:rFonts w:ascii="Noto Sans CJK KR" w:cs="Noto Sans CJK KR" w:eastAsia="Noto Sans CJK KR" w:hAnsi="Noto Sans CJK KR"/>
           <w:b/>
           <w:bCs/>
+          <w:i w:val="false"/>
+          <w:iCs w:val="false"/>
           <w:sz w:val="22"/>
           <w:szCs w:val="22"/>
         </w:rPr>
@@ -2594,6 +2698,8 @@
           <w:rFonts w:ascii="Noto Sans CJK KR" w:cs="Noto Sans CJK KR" w:eastAsia="Noto Sans CJK KR" w:hAnsi="Noto Sans CJK KR"/>
           <w:b/>
           <w:bCs/>
+          <w:i w:val="false"/>
+          <w:iCs w:val="false"/>
           <w:sz w:val="22"/>
           <w:szCs w:val="22"/>
         </w:rPr>
@@ -2641,6 +2747,8 @@
           <w:rFonts w:ascii="Noto Sans CJK KR" w:cs="Noto Sans CJK KR" w:eastAsia="Noto Sans CJK KR" w:hAnsi="Noto Sans CJK KR"/>
           <w:b/>
           <w:bCs/>
+          <w:i w:val="false"/>
+          <w:iCs w:val="false"/>
           <w:sz w:val="22"/>
           <w:szCs w:val="22"/>
         </w:rPr>
@@ -2663,6 +2771,8 @@
           <w:rFonts w:ascii="Noto Sans CJK KR" w:cs="Noto Sans CJK KR" w:eastAsia="Noto Sans CJK KR" w:hAnsi="Noto Sans CJK KR"/>
           <w:b/>
           <w:bCs/>
+          <w:i w:val="false"/>
+          <w:iCs w:val="false"/>
           <w:sz w:val="22"/>
           <w:szCs w:val="22"/>
         </w:rPr>
@@ -2686,6 +2796,8 @@
           <w:rFonts w:ascii="Noto Sans CJK KR" w:cs="Noto Sans CJK KR" w:eastAsia="Noto Sans CJK KR" w:hAnsi="Noto Sans CJK KR"/>
           <w:b/>
           <w:bCs/>
+          <w:i w:val="false"/>
+          <w:iCs w:val="false"/>
           <w:sz w:val="22"/>
           <w:szCs w:val="22"/>
         </w:rPr>
@@ -2764,6 +2876,8 @@
       <w:r>
         <w:rPr>
           <w:rFonts w:ascii="Noto Sans CJK KR" w:cs="Noto Sans CJK KR" w:eastAsia="Noto Sans CJK KR" w:hAnsi="Noto Sans CJK KR"/>
+          <w:b w:val="false"/>
+          <w:bCs w:val="false"/>
           <w:i/>
           <w:iCs/>
           <w:sz w:val="22"/>
@@ -2801,6 +2915,8 @@
           <w:rFonts w:ascii="Noto Sans CJK KR" w:cs="Noto Sans CJK KR" w:eastAsia="Noto Sans CJK KR" w:hAnsi="Noto Sans CJK KR"/>
           <w:b/>
           <w:bCs/>
+          <w:i w:val="false"/>
+          <w:iCs w:val="false"/>
           <w:sz w:val="22"/>
           <w:szCs w:val="22"/>
         </w:rPr>
@@ -2936,6 +3052,8 @@
                 <w:rFonts w:ascii="Noto Sans CJK KR" w:cs="Noto Sans CJK KR" w:eastAsia="Noto Sans CJK KR" w:hAnsi="Noto Sans CJK KR"/>
                 <w:b/>
                 <w:bCs/>
+                <w:i w:val="false"/>
+                <w:iCs w:val="false"/>
                 <w:sz w:val="22"/>
                 <w:szCs w:val="22"/>
               </w:rPr>
@@ -3022,6 +3140,8 @@
                 <w:rFonts w:ascii="Noto Sans CJK KR" w:cs="Noto Sans CJK KR" w:eastAsia="Noto Sans CJK KR" w:hAnsi="Noto Sans CJK KR"/>
                 <w:b/>
                 <w:bCs/>
+                <w:i w:val="false"/>
+                <w:iCs w:val="false"/>
                 <w:sz w:val="22"/>
                 <w:szCs w:val="22"/>
               </w:rPr>
@@ -3042,6 +3162,8 @@
                 <w:rFonts w:ascii="Noto Sans CJK KR" w:cs="Noto Sans CJK KR" w:eastAsia="Noto Sans CJK KR" w:hAnsi="Noto Sans CJK KR"/>
                 <w:b/>
                 <w:bCs/>
+                <w:i w:val="false"/>
+                <w:iCs w:val="false"/>
                 <w:sz w:val="22"/>
                 <w:szCs w:val="22"/>
               </w:rPr>
@@ -3321,6 +3443,8 @@
           <w:rFonts w:ascii="Noto Sans CJK KR" w:cs="Noto Sans CJK KR" w:eastAsia="Noto Sans CJK KR" w:hAnsi="Noto Sans CJK KR"/>
           <w:b/>
           <w:bCs/>
+          <w:i w:val="false"/>
+          <w:iCs w:val="false"/>
           <w:sz w:val="22"/>
           <w:szCs w:val="22"/>
         </w:rPr>
@@ -3368,6 +3492,8 @@
           <w:rFonts w:ascii="Noto Sans CJK KR" w:cs="Noto Sans CJK KR" w:eastAsia="Noto Sans CJK KR" w:hAnsi="Noto Sans CJK KR"/>
           <w:b/>
           <w:bCs/>
+          <w:i w:val="false"/>
+          <w:iCs w:val="false"/>
           <w:sz w:val="22"/>
           <w:szCs w:val="22"/>
         </w:rPr>
@@ -3420,6 +3546,8 @@
           <w:rFonts w:ascii="Noto Sans CJK KR" w:cs="Noto Sans CJK KR" w:eastAsia="Noto Sans CJK KR" w:hAnsi="Noto Sans CJK KR"/>
           <w:b/>
           <w:bCs/>
+          <w:i w:val="false"/>
+          <w:iCs w:val="false"/>
           <w:sz w:val="22"/>
           <w:szCs w:val="22"/>
         </w:rPr>
@@ -3455,6 +3583,8 @@
           <w:rFonts w:ascii="Noto Sans CJK KR" w:cs="Noto Sans CJK KR" w:eastAsia="Noto Sans CJK KR" w:hAnsi="Noto Sans CJK KR"/>
           <w:b/>
           <w:bCs/>
+          <w:i w:val="false"/>
+          <w:iCs w:val="false"/>
           <w:sz w:val="22"/>
           <w:szCs w:val="22"/>
         </w:rPr>
@@ -3478,6 +3608,8 @@
           <w:rFonts w:ascii="Noto Sans CJK KR" w:cs="Noto Sans CJK KR" w:eastAsia="Noto Sans CJK KR" w:hAnsi="Noto Sans CJK KR"/>
           <w:b/>
           <w:bCs/>
+          <w:i w:val="false"/>
+          <w:iCs w:val="false"/>
           <w:sz w:val="22"/>
           <w:szCs w:val="22"/>
         </w:rPr>
@@ -3556,6 +3688,8 @@
       <w:r>
         <w:rPr>
           <w:rFonts w:ascii="Noto Sans CJK KR" w:cs="Noto Sans CJK KR" w:eastAsia="Noto Sans CJK KR" w:hAnsi="Noto Sans CJK KR"/>
+          <w:b w:val="false"/>
+          <w:bCs w:val="false"/>
           <w:i/>
           <w:iCs/>
           <w:sz w:val="22"/>
@@ -3593,6 +3727,8 @@
           <w:rFonts w:ascii="Noto Sans CJK KR" w:cs="Noto Sans CJK KR" w:eastAsia="Noto Sans CJK KR" w:hAnsi="Noto Sans CJK KR"/>
           <w:b/>
           <w:bCs/>
+          <w:i w:val="false"/>
+          <w:iCs w:val="false"/>
           <w:sz w:val="22"/>
           <w:szCs w:val="22"/>
         </w:rPr>
@@ -3615,6 +3751,8 @@
           <w:rFonts w:ascii="Noto Sans CJK KR" w:cs="Noto Sans CJK KR" w:eastAsia="Noto Sans CJK KR" w:hAnsi="Noto Sans CJK KR"/>
           <w:b/>
           <w:bCs/>
+          <w:i w:val="false"/>
+          <w:iCs w:val="false"/>
           <w:sz w:val="22"/>
           <w:szCs w:val="22"/>
         </w:rPr>
@@ -3637,6 +3775,8 @@
           <w:rFonts w:ascii="Noto Sans CJK KR" w:cs="Noto Sans CJK KR" w:eastAsia="Noto Sans CJK KR" w:hAnsi="Noto Sans CJK KR"/>
           <w:b/>
           <w:bCs/>
+          <w:i w:val="false"/>
+          <w:iCs w:val="false"/>
           <w:sz w:val="22"/>
           <w:szCs w:val="22"/>
         </w:rPr>
@@ -3797,6 +3937,8 @@
                 <w:rFonts w:ascii="Noto Sans CJK KR" w:cs="Noto Sans CJK KR" w:eastAsia="Noto Sans CJK KR" w:hAnsi="Noto Sans CJK KR"/>
                 <w:b/>
                 <w:bCs/>
+                <w:i w:val="false"/>
+                <w:iCs w:val="false"/>
                 <w:sz w:val="22"/>
                 <w:szCs w:val="22"/>
               </w:rPr>
@@ -3829,6 +3971,8 @@
                 <w:rFonts w:ascii="Noto Sans CJK KR" w:cs="Noto Sans CJK KR" w:eastAsia="Noto Sans CJK KR" w:hAnsi="Noto Sans CJK KR"/>
                 <w:b/>
                 <w:bCs/>
+                <w:i w:val="false"/>
+                <w:iCs w:val="false"/>
                 <w:sz w:val="22"/>
                 <w:szCs w:val="22"/>
               </w:rPr>
@@ -3888,6 +4032,8 @@
                 <w:rFonts w:ascii="Noto Sans CJK KR" w:cs="Noto Sans CJK KR" w:eastAsia="Noto Sans CJK KR" w:hAnsi="Noto Sans CJK KR"/>
                 <w:b/>
                 <w:bCs/>
+                <w:i w:val="false"/>
+                <w:iCs w:val="false"/>
                 <w:sz w:val="22"/>
                 <w:szCs w:val="22"/>
               </w:rPr>
@@ -3920,6 +4066,8 @@
                 <w:rFonts w:ascii="Noto Sans CJK KR" w:cs="Noto Sans CJK KR" w:eastAsia="Noto Sans CJK KR" w:hAnsi="Noto Sans CJK KR"/>
                 <w:b/>
                 <w:bCs/>
+                <w:i w:val="false"/>
+                <w:iCs w:val="false"/>
                 <w:sz w:val="22"/>
                 <w:szCs w:val="22"/>
               </w:rPr>
@@ -3979,6 +4127,8 @@
                 <w:rFonts w:ascii="Noto Sans CJK KR" w:cs="Noto Sans CJK KR" w:eastAsia="Noto Sans CJK KR" w:hAnsi="Noto Sans CJK KR"/>
                 <w:b/>
                 <w:bCs/>
+                <w:i w:val="false"/>
+                <w:iCs w:val="false"/>
                 <w:sz w:val="22"/>
                 <w:szCs w:val="22"/>
               </w:rPr>
@@ -4011,6 +4161,8 @@
                 <w:rFonts w:ascii="Noto Sans CJK KR" w:cs="Noto Sans CJK KR" w:eastAsia="Noto Sans CJK KR" w:hAnsi="Noto Sans CJK KR"/>
                 <w:b/>
                 <w:bCs/>
+                <w:i w:val="false"/>
+                <w:iCs w:val="false"/>
                 <w:sz w:val="22"/>
                 <w:szCs w:val="22"/>
               </w:rPr>
@@ -4048,6 +4200,8 @@
                 <w:rFonts w:ascii="Noto Sans CJK KR" w:cs="Noto Sans CJK KR" w:eastAsia="Noto Sans CJK KR" w:hAnsi="Noto Sans CJK KR"/>
                 <w:b/>
                 <w:bCs/>
+                <w:i w:val="false"/>
+                <w:iCs w:val="false"/>
                 <w:sz w:val="22"/>
                 <w:szCs w:val="22"/>
               </w:rPr>
@@ -4068,6 +4222,8 @@
                 <w:rFonts w:ascii="Noto Sans CJK KR" w:cs="Noto Sans CJK KR" w:eastAsia="Noto Sans CJK KR" w:hAnsi="Noto Sans CJK KR"/>
                 <w:b/>
                 <w:bCs/>
+                <w:i w:val="false"/>
+                <w:iCs w:val="false"/>
                 <w:sz w:val="22"/>
                 <w:szCs w:val="22"/>
               </w:rPr>
@@ -4127,6 +4283,8 @@
                 <w:rFonts w:ascii="Noto Sans CJK KR" w:cs="Noto Sans CJK KR" w:eastAsia="Noto Sans CJK KR" w:hAnsi="Noto Sans CJK KR"/>
                 <w:b/>
                 <w:bCs/>
+                <w:i w:val="false"/>
+                <w:iCs w:val="false"/>
                 <w:sz w:val="22"/>
                 <w:szCs w:val="22"/>
               </w:rPr>
@@ -4169,6 +4327,8 @@
                 <w:rFonts w:ascii="Noto Sans CJK KR" w:cs="Noto Sans CJK KR" w:eastAsia="Noto Sans CJK KR" w:hAnsi="Noto Sans CJK KR"/>
                 <w:b/>
                 <w:bCs/>
+                <w:i w:val="false"/>
+                <w:iCs w:val="false"/>
                 <w:sz w:val="22"/>
                 <w:szCs w:val="22"/>
               </w:rPr>
@@ -4478,6 +4638,8 @@
           <w:rFonts w:ascii="Noto Sans CJK KR" w:cs="Noto Sans CJK KR" w:eastAsia="Noto Sans CJK KR" w:hAnsi="Noto Sans CJK KR"/>
           <w:b/>
           <w:bCs/>
+          <w:i w:val="false"/>
+          <w:iCs w:val="false"/>
           <w:sz w:val="22"/>
           <w:szCs w:val="22"/>
         </w:rPr>
@@ -4500,6 +4662,8 @@
           <w:rFonts w:ascii="Noto Sans CJK KR" w:cs="Noto Sans CJK KR" w:eastAsia="Noto Sans CJK KR" w:hAnsi="Noto Sans CJK KR"/>
           <w:b/>
           <w:bCs/>
+          <w:i w:val="false"/>
+          <w:iCs w:val="false"/>
           <w:sz w:val="22"/>
           <w:szCs w:val="22"/>
         </w:rPr>
@@ -4535,6 +4699,8 @@
           <w:rFonts w:ascii="Noto Sans CJK KR" w:cs="Noto Sans CJK KR" w:eastAsia="Noto Sans CJK KR" w:hAnsi="Noto Sans CJK KR"/>
           <w:b/>
           <w:bCs/>
+          <w:i w:val="false"/>
+          <w:iCs w:val="false"/>
           <w:sz w:val="22"/>
           <w:szCs w:val="22"/>
         </w:rPr>
@@ -4557,6 +4723,8 @@
           <w:rFonts w:ascii="Noto Sans CJK KR" w:cs="Noto Sans CJK KR" w:eastAsia="Noto Sans CJK KR" w:hAnsi="Noto Sans CJK KR"/>
           <w:b/>
           <w:bCs/>
+          <w:i w:val="false"/>
+          <w:iCs w:val="false"/>
           <w:sz w:val="22"/>
           <w:szCs w:val="22"/>
         </w:rPr>
@@ -4604,6 +4772,8 @@
           <w:rFonts w:ascii="Noto Sans CJK KR" w:cs="Noto Sans CJK KR" w:eastAsia="Noto Sans CJK KR" w:hAnsi="Noto Sans CJK KR"/>
           <w:b/>
           <w:bCs/>
+          <w:i w:val="false"/>
+          <w:iCs w:val="false"/>
           <w:sz w:val="22"/>
           <w:szCs w:val="22"/>
         </w:rPr>
@@ -4626,6 +4796,8 @@
           <w:rFonts w:ascii="Noto Sans CJK KR" w:cs="Noto Sans CJK KR" w:eastAsia="Noto Sans CJK KR" w:hAnsi="Noto Sans CJK KR"/>
           <w:b/>
           <w:bCs/>
+          <w:i w:val="false"/>
+          <w:iCs w:val="false"/>
           <w:sz w:val="22"/>
           <w:szCs w:val="22"/>
         </w:rPr>
@@ -4648,6 +4820,8 @@
           <w:rFonts w:ascii="Noto Sans CJK KR" w:cs="Noto Sans CJK KR" w:eastAsia="Noto Sans CJK KR" w:hAnsi="Noto Sans CJK KR"/>
           <w:b/>
           <w:bCs/>
+          <w:i w:val="false"/>
+          <w:iCs w:val="false"/>
           <w:sz w:val="22"/>
           <w:szCs w:val="22"/>
         </w:rPr>
@@ -4695,6 +4869,8 @@
           <w:rFonts w:ascii="Noto Sans CJK KR" w:cs="Noto Sans CJK KR" w:eastAsia="Noto Sans CJK KR" w:hAnsi="Noto Sans CJK KR"/>
           <w:b/>
           <w:bCs/>
+          <w:i w:val="false"/>
+          <w:iCs w:val="false"/>
           <w:sz w:val="22"/>
           <w:szCs w:val="22"/>
         </w:rPr>
@@ -4730,6 +4906,8 @@
           <w:rFonts w:ascii="Noto Sans CJK KR" w:cs="Noto Sans CJK KR" w:eastAsia="Noto Sans CJK KR" w:hAnsi="Noto Sans CJK KR"/>
           <w:b/>
           <w:bCs/>
+          <w:i w:val="false"/>
+          <w:iCs w:val="false"/>
           <w:sz w:val="22"/>
           <w:szCs w:val="22"/>
         </w:rPr>
@@ -4752,6 +4930,8 @@
           <w:rFonts w:ascii="Noto Sans CJK KR" w:cs="Noto Sans CJK KR" w:eastAsia="Noto Sans CJK KR" w:hAnsi="Noto Sans CJK KR"/>
           <w:b/>
           <w:bCs/>
+          <w:i w:val="false"/>
+          <w:iCs w:val="false"/>
           <w:sz w:val="22"/>
           <w:szCs w:val="22"/>
         </w:rPr>
@@ -4787,6 +4967,8 @@
           <w:rFonts w:ascii="Noto Sans CJK KR" w:cs="Noto Sans CJK KR" w:eastAsia="Noto Sans CJK KR" w:hAnsi="Noto Sans CJK KR"/>
           <w:b/>
           <w:bCs/>
+          <w:i w:val="false"/>
+          <w:iCs w:val="false"/>
           <w:sz w:val="22"/>
           <w:szCs w:val="22"/>
         </w:rPr>
@@ -4892,6 +5074,8 @@
           <w:rFonts w:ascii="Noto Sans CJK KR" w:cs="Noto Sans CJK KR" w:eastAsia="Noto Sans CJK KR" w:hAnsi="Noto Sans CJK KR"/>
           <w:b/>
           <w:bCs/>
+          <w:i w:val="false"/>
+          <w:iCs w:val="false"/>
           <w:sz w:val="22"/>
           <w:szCs w:val="22"/>
         </w:rPr>
@@ -4914,6 +5098,8 @@
           <w:rFonts w:ascii="Noto Sans CJK KR" w:cs="Noto Sans CJK KR" w:eastAsia="Noto Sans CJK KR" w:hAnsi="Noto Sans CJK KR"/>
           <w:b/>
           <w:bCs/>
+          <w:i w:val="false"/>
+          <w:iCs w:val="false"/>
           <w:sz w:val="22"/>
           <w:szCs w:val="22"/>
         </w:rPr>
@@ -4937,6 +5123,8 @@
           <w:rFonts w:ascii="Noto Sans CJK KR" w:cs="Noto Sans CJK KR" w:eastAsia="Noto Sans CJK KR" w:hAnsi="Noto Sans CJK KR"/>
           <w:b/>
           <w:bCs/>
+          <w:i w:val="false"/>
+          <w:iCs w:val="false"/>
           <w:sz w:val="22"/>
           <w:szCs w:val="22"/>
         </w:rPr>
@@ -4959,6 +5147,8 @@
           <w:rFonts w:ascii="Noto Sans CJK KR" w:cs="Noto Sans CJK KR" w:eastAsia="Noto Sans CJK KR" w:hAnsi="Noto Sans CJK KR"/>
           <w:b/>
           <w:bCs/>
+          <w:i w:val="false"/>
+          <w:iCs w:val="false"/>
           <w:sz w:val="22"/>
           <w:szCs w:val="22"/>
         </w:rPr>
@@ -4981,6 +5171,8 @@
           <w:rFonts w:ascii="Noto Sans CJK KR" w:cs="Noto Sans CJK KR" w:eastAsia="Noto Sans CJK KR" w:hAnsi="Noto Sans CJK KR"/>
           <w:b/>
           <w:bCs/>
+          <w:i w:val="false"/>
+          <w:iCs w:val="false"/>
           <w:sz w:val="22"/>
           <w:szCs w:val="22"/>
         </w:rPr>
@@ -5003,6 +5195,8 @@
           <w:rFonts w:ascii="Noto Sans CJK KR" w:cs="Noto Sans CJK KR" w:eastAsia="Noto Sans CJK KR" w:hAnsi="Noto Sans CJK KR"/>
           <w:b/>
           <w:bCs/>
+          <w:i w:val="false"/>
+          <w:iCs w:val="false"/>
           <w:sz w:val="22"/>
           <w:szCs w:val="22"/>
         </w:rPr>
@@ -5038,6 +5232,8 @@
           <w:rFonts w:ascii="Noto Sans CJK KR" w:cs="Noto Sans CJK KR" w:eastAsia="Noto Sans CJK KR" w:hAnsi="Noto Sans CJK KR"/>
           <w:b/>
           <w:bCs/>
+          <w:i w:val="false"/>
+          <w:iCs w:val="false"/>
           <w:sz w:val="22"/>
           <w:szCs w:val="22"/>
         </w:rPr>
@@ -5073,6 +5269,8 @@
           <w:rFonts w:ascii="Noto Sans CJK KR" w:cs="Noto Sans CJK KR" w:eastAsia="Noto Sans CJK KR" w:hAnsi="Noto Sans CJK KR"/>
           <w:b/>
           <w:bCs/>
+          <w:i w:val="false"/>
+          <w:iCs w:val="false"/>
           <w:sz w:val="22"/>
           <w:szCs w:val="22"/>
         </w:rPr>
@@ -5108,6 +5306,8 @@
           <w:rFonts w:ascii="Noto Sans CJK KR" w:cs="Noto Sans CJK KR" w:eastAsia="Noto Sans CJK KR" w:hAnsi="Noto Sans CJK KR"/>
           <w:b/>
           <w:bCs/>
+          <w:i w:val="false"/>
+          <w:iCs w:val="false"/>
           <w:sz w:val="22"/>
           <w:szCs w:val="22"/>
         </w:rPr>
@@ -5268,6 +5468,8 @@
                 <w:rFonts w:ascii="Noto Sans CJK KR" w:cs="Noto Sans CJK KR" w:eastAsia="Noto Sans CJK KR" w:hAnsi="Noto Sans CJK KR"/>
                 <w:b/>
                 <w:bCs/>
+                <w:i w:val="false"/>
+                <w:iCs w:val="false"/>
                 <w:sz w:val="22"/>
                 <w:szCs w:val="22"/>
               </w:rPr>
@@ -5337,6 +5539,8 @@
                 <w:rFonts w:ascii="Noto Sans CJK KR" w:cs="Noto Sans CJK KR" w:eastAsia="Noto Sans CJK KR" w:hAnsi="Noto Sans CJK KR"/>
                 <w:b/>
                 <w:bCs/>
+                <w:i w:val="false"/>
+                <w:iCs w:val="false"/>
                 <w:sz w:val="22"/>
                 <w:szCs w:val="22"/>
               </w:rPr>
@@ -5405,6 +5609,8 @@
           <w:rFonts w:ascii="Noto Sans CJK KR" w:cs="Noto Sans CJK KR" w:eastAsia="Noto Sans CJK KR" w:hAnsi="Noto Sans CJK KR"/>
           <w:b/>
           <w:bCs/>
+          <w:i w:val="false"/>
+          <w:iCs w:val="false"/>
           <w:sz w:val="22"/>
           <w:szCs w:val="22"/>
         </w:rPr>
@@ -5427,6 +5633,8 @@
           <w:rFonts w:ascii="Noto Sans CJK KR" w:cs="Noto Sans CJK KR" w:eastAsia="Noto Sans CJK KR" w:hAnsi="Noto Sans CJK KR"/>
           <w:b/>
           <w:bCs/>
+          <w:i w:val="false"/>
+          <w:iCs w:val="false"/>
           <w:sz w:val="22"/>
           <w:szCs w:val="22"/>
         </w:rPr>
@@ -5449,6 +5657,8 @@
           <w:rFonts w:ascii="Noto Sans CJK KR" w:cs="Noto Sans CJK KR" w:eastAsia="Noto Sans CJK KR" w:hAnsi="Noto Sans CJK KR"/>
           <w:b/>
           <w:bCs/>
+          <w:i w:val="false"/>
+          <w:iCs w:val="false"/>
           <w:sz w:val="22"/>
           <w:szCs w:val="22"/>
         </w:rPr>
@@ -5484,6 +5694,8 @@
           <w:rFonts w:ascii="Noto Sans CJK KR" w:cs="Noto Sans CJK KR" w:eastAsia="Noto Sans CJK KR" w:hAnsi="Noto Sans CJK KR"/>
           <w:b/>
           <w:bCs/>
+          <w:i w:val="false"/>
+          <w:iCs w:val="false"/>
           <w:sz w:val="22"/>
           <w:szCs w:val="22"/>
         </w:rPr>
@@ -5506,6 +5718,8 @@
           <w:rFonts w:ascii="Noto Sans CJK KR" w:cs="Noto Sans CJK KR" w:eastAsia="Noto Sans CJK KR" w:hAnsi="Noto Sans CJK KR"/>
           <w:b/>
           <w:bCs/>
+          <w:i w:val="false"/>
+          <w:iCs w:val="false"/>
           <w:sz w:val="22"/>
           <w:szCs w:val="22"/>
         </w:rPr>
@@ -5546,6 +5760,8 @@
           <w:rFonts w:ascii="Noto Sans CJK KR" w:cs="Noto Sans CJK KR" w:eastAsia="Noto Sans CJK KR" w:hAnsi="Noto Sans CJK KR"/>
           <w:b/>
           <w:bCs/>
+          <w:i w:val="false"/>
+          <w:iCs w:val="false"/>
           <w:sz w:val="22"/>
           <w:szCs w:val="22"/>
         </w:rPr>
@@ -5586,6 +5802,8 @@
           <w:rFonts w:ascii="Noto Sans CJK KR" w:cs="Noto Sans CJK KR" w:eastAsia="Noto Sans CJK KR" w:hAnsi="Noto Sans CJK KR"/>
           <w:b/>
           <w:bCs/>
+          <w:i w:val="false"/>
+          <w:iCs w:val="false"/>
           <w:sz w:val="22"/>
           <w:szCs w:val="22"/>
         </w:rPr>
@@ -5633,6 +5851,8 @@
           <w:rFonts w:ascii="Noto Sans CJK KR" w:cs="Noto Sans CJK KR" w:eastAsia="Noto Sans CJK KR" w:hAnsi="Noto Sans CJK KR"/>
           <w:b/>
           <w:bCs/>
+          <w:i w:val="false"/>
+          <w:iCs w:val="false"/>
           <w:sz w:val="22"/>
           <w:szCs w:val="22"/>
         </w:rPr>
@@ -5680,6 +5900,8 @@
           <w:rFonts w:ascii="Noto Sans CJK KR" w:cs="Noto Sans CJK KR" w:eastAsia="Noto Sans CJK KR" w:hAnsi="Noto Sans CJK KR"/>
           <w:b/>
           <w:bCs/>
+          <w:i w:val="false"/>
+          <w:iCs w:val="false"/>
           <w:sz w:val="22"/>
           <w:szCs w:val="22"/>
         </w:rPr>
@@ -5702,6 +5924,8 @@
           <w:rFonts w:ascii="Noto Sans CJK KR" w:cs="Noto Sans CJK KR" w:eastAsia="Noto Sans CJK KR" w:hAnsi="Noto Sans CJK KR"/>
           <w:b/>
           <w:bCs/>
+          <w:i w:val="false"/>
+          <w:iCs w:val="false"/>
           <w:sz w:val="22"/>
           <w:szCs w:val="22"/>
         </w:rPr>
@@ -5724,6 +5948,8 @@
           <w:rFonts w:ascii="Noto Sans CJK KR" w:cs="Noto Sans CJK KR" w:eastAsia="Noto Sans CJK KR" w:hAnsi="Noto Sans CJK KR"/>
           <w:b/>
           <w:bCs/>
+          <w:i w:val="false"/>
+          <w:iCs w:val="false"/>
           <w:sz w:val="22"/>
           <w:szCs w:val="22"/>
         </w:rPr>
@@ -5746,6 +5972,8 @@
           <w:rFonts w:ascii="Noto Sans CJK KR" w:cs="Noto Sans CJK KR" w:eastAsia="Noto Sans CJK KR" w:hAnsi="Noto Sans CJK KR"/>
           <w:b/>
           <w:bCs/>
+          <w:i w:val="false"/>
+          <w:iCs w:val="false"/>
           <w:sz w:val="22"/>
           <w:szCs w:val="22"/>
         </w:rPr>
@@ -5769,6 +5997,8 @@
           <w:rFonts w:ascii="Noto Sans CJK KR" w:cs="Noto Sans CJK KR" w:eastAsia="Noto Sans CJK KR" w:hAnsi="Noto Sans CJK KR"/>
           <w:b/>
           <w:bCs/>
+          <w:i w:val="false"/>
+          <w:iCs w:val="false"/>
           <w:sz w:val="22"/>
           <w:szCs w:val="22"/>
         </w:rPr>
@@ -5847,6 +6077,8 @@
       <w:r>
         <w:rPr>
           <w:rFonts w:ascii="Noto Sans CJK KR" w:cs="Noto Sans CJK KR" w:eastAsia="Noto Sans CJK KR" w:hAnsi="Noto Sans CJK KR"/>
+          <w:b w:val="false"/>
+          <w:bCs w:val="false"/>
           <w:i/>
           <w:iCs/>
           <w:sz w:val="22"/>
@@ -5902,6 +6134,8 @@
           <w:rFonts w:ascii="Noto Sans CJK KR" w:cs="Noto Sans CJK KR" w:eastAsia="Noto Sans CJK KR" w:hAnsi="Noto Sans CJK KR"/>
           <w:b/>
           <w:bCs/>
+          <w:i w:val="false"/>
+          <w:iCs w:val="false"/>
           <w:sz w:val="22"/>
           <w:szCs w:val="22"/>
         </w:rPr>
@@ -5924,6 +6158,8 @@
           <w:rFonts w:ascii="Noto Sans CJK KR" w:cs="Noto Sans CJK KR" w:eastAsia="Noto Sans CJK KR" w:hAnsi="Noto Sans CJK KR"/>
           <w:b/>
           <w:bCs/>
+          <w:i w:val="false"/>
+          <w:iCs w:val="false"/>
           <w:sz w:val="22"/>
           <w:szCs w:val="22"/>
         </w:rPr>
@@ -5971,6 +6207,8 @@
           <w:rFonts w:ascii="Noto Sans CJK KR" w:cs="Noto Sans CJK KR" w:eastAsia="Noto Sans CJK KR" w:hAnsi="Noto Sans CJK KR"/>
           <w:b/>
           <w:bCs/>
+          <w:i w:val="false"/>
+          <w:iCs w:val="false"/>
           <w:sz w:val="22"/>
           <w:szCs w:val="22"/>
         </w:rPr>
@@ -6006,6 +6244,8 @@
           <w:rFonts w:ascii="Noto Sans CJK KR" w:cs="Noto Sans CJK KR" w:eastAsia="Noto Sans CJK KR" w:hAnsi="Noto Sans CJK KR"/>
           <w:b/>
           <w:bCs/>
+          <w:i w:val="false"/>
+          <w:iCs w:val="false"/>
           <w:sz w:val="22"/>
           <w:szCs w:val="22"/>
         </w:rPr>
@@ -6028,6 +6268,8 @@
           <w:rFonts w:ascii="Noto Sans CJK KR" w:cs="Noto Sans CJK KR" w:eastAsia="Noto Sans CJK KR" w:hAnsi="Noto Sans CJK KR"/>
           <w:b/>
           <w:bCs/>
+          <w:i w:val="false"/>
+          <w:iCs w:val="false"/>
           <w:sz w:val="22"/>
           <w:szCs w:val="22"/>
         </w:rPr>
@@ -6063,6 +6305,8 @@
           <w:rFonts w:ascii="Noto Sans CJK KR" w:cs="Noto Sans CJK KR" w:eastAsia="Noto Sans CJK KR" w:hAnsi="Noto Sans CJK KR"/>
           <w:b/>
           <w:bCs/>
+          <w:i w:val="false"/>
+          <w:iCs w:val="false"/>
           <w:sz w:val="22"/>
           <w:szCs w:val="22"/>
         </w:rPr>
@@ -6098,6 +6342,8 @@
           <w:rFonts w:ascii="Noto Sans CJK KR" w:cs="Noto Sans CJK KR" w:eastAsia="Noto Sans CJK KR" w:hAnsi="Noto Sans CJK KR"/>
           <w:b/>
           <w:bCs/>
+          <w:i w:val="false"/>
+          <w:iCs w:val="false"/>
           <w:sz w:val="22"/>
           <w:szCs w:val="22"/>
         </w:rPr>
@@ -6133,6 +6379,8 @@
           <w:rFonts w:ascii="Noto Sans CJK KR" w:cs="Noto Sans CJK KR" w:eastAsia="Noto Sans CJK KR" w:hAnsi="Noto Sans CJK KR"/>
           <w:b/>
           <w:bCs/>
+          <w:i w:val="false"/>
+          <w:iCs w:val="false"/>
           <w:sz w:val="22"/>
           <w:szCs w:val="22"/>
         </w:rPr>
@@ -6155,6 +6403,8 @@
           <w:rFonts w:ascii="Noto Sans CJK KR" w:cs="Noto Sans CJK KR" w:eastAsia="Noto Sans CJK KR" w:hAnsi="Noto Sans CJK KR"/>
           <w:b/>
           <w:bCs/>
+          <w:i w:val="false"/>
+          <w:iCs w:val="false"/>
           <w:sz w:val="22"/>
           <w:szCs w:val="22"/>
         </w:rPr>
@@ -6177,6 +6427,8 @@
           <w:rFonts w:ascii="Noto Sans CJK KR" w:cs="Noto Sans CJK KR" w:eastAsia="Noto Sans CJK KR" w:hAnsi="Noto Sans CJK KR"/>
           <w:b/>
           <w:bCs/>
+          <w:i w:val="false"/>
+          <w:iCs w:val="false"/>
           <w:sz w:val="22"/>
           <w:szCs w:val="22"/>
         </w:rPr>
@@ -6200,6 +6452,8 @@
           <w:rFonts w:ascii="Noto Sans CJK KR" w:cs="Noto Sans CJK KR" w:eastAsia="Noto Sans CJK KR" w:hAnsi="Noto Sans CJK KR"/>
           <w:b/>
           <w:bCs/>
+          <w:i w:val="false"/>
+          <w:iCs w:val="false"/>
           <w:sz w:val="22"/>
           <w:szCs w:val="22"/>
         </w:rPr>
@@ -6222,6 +6476,8 @@
           <w:rFonts w:ascii="Noto Sans CJK KR" w:cs="Noto Sans CJK KR" w:eastAsia="Noto Sans CJK KR" w:hAnsi="Noto Sans CJK KR"/>
           <w:b/>
           <w:bCs/>
+          <w:i w:val="false"/>
+          <w:iCs w:val="false"/>
           <w:sz w:val="22"/>
           <w:szCs w:val="22"/>
         </w:rPr>
@@ -6257,6 +6513,8 @@
           <w:rFonts w:ascii="Noto Sans CJK KR" w:cs="Noto Sans CJK KR" w:eastAsia="Noto Sans CJK KR" w:hAnsi="Noto Sans CJK KR"/>
           <w:b/>
           <w:bCs/>
+          <w:i w:val="false"/>
+          <w:iCs w:val="false"/>
           <w:sz w:val="22"/>
           <w:szCs w:val="22"/>
         </w:rPr>
@@ -6279,6 +6537,8 @@
           <w:rFonts w:ascii="Noto Sans CJK KR" w:cs="Noto Sans CJK KR" w:eastAsia="Noto Sans CJK KR" w:hAnsi="Noto Sans CJK KR"/>
           <w:b/>
           <w:bCs/>
+          <w:i w:val="false"/>
+          <w:iCs w:val="false"/>
           <w:sz w:val="22"/>
           <w:szCs w:val="22"/>
         </w:rPr>
@@ -6301,6 +6561,8 @@
           <w:rFonts w:ascii="Noto Sans CJK KR" w:cs="Noto Sans CJK KR" w:eastAsia="Noto Sans CJK KR" w:hAnsi="Noto Sans CJK KR"/>
           <w:b/>
           <w:bCs/>
+          <w:i w:val="false"/>
+          <w:iCs w:val="false"/>
           <w:sz w:val="22"/>
           <w:szCs w:val="22"/>
         </w:rPr>
@@ -6329,6 +6591,8 @@
           <w:rFonts w:ascii="Noto Sans CJK KR" w:cs="Noto Sans CJK KR" w:eastAsia="Noto Sans CJK KR" w:hAnsi="Noto Sans CJK KR"/>
           <w:b/>
           <w:bCs/>
+          <w:i w:val="false"/>
+          <w:iCs w:val="false"/>
           <w:sz w:val="22"/>
           <w:szCs w:val="22"/>
         </w:rPr>
@@ -6351,6 +6615,8 @@
           <w:rFonts w:ascii="Noto Sans CJK KR" w:cs="Noto Sans CJK KR" w:eastAsia="Noto Sans CJK KR" w:hAnsi="Noto Sans CJK KR"/>
           <w:b/>
           <w:bCs/>
+          <w:i w:val="false"/>
+          <w:iCs w:val="false"/>
           <w:sz w:val="22"/>
           <w:szCs w:val="22"/>
         </w:rPr>
@@ -6398,6 +6664,8 @@
           <w:rFonts w:ascii="Noto Sans CJK KR" w:cs="Noto Sans CJK KR" w:eastAsia="Noto Sans CJK KR" w:hAnsi="Noto Sans CJK KR"/>
           <w:b/>
           <w:bCs/>
+          <w:i w:val="false"/>
+          <w:iCs w:val="false"/>
           <w:sz w:val="22"/>
           <w:szCs w:val="22"/>
         </w:rPr>
@@ -6420,6 +6688,8 @@
           <w:rFonts w:ascii="Noto Sans CJK KR" w:cs="Noto Sans CJK KR" w:eastAsia="Noto Sans CJK KR" w:hAnsi="Noto Sans CJK KR"/>
           <w:b/>
           <w:bCs/>
+          <w:i w:val="false"/>
+          <w:iCs w:val="false"/>
           <w:sz w:val="22"/>
           <w:szCs w:val="22"/>
         </w:rPr>
@@ -6455,6 +6725,8 @@
           <w:rFonts w:ascii="Noto Sans CJK KR" w:cs="Noto Sans CJK KR" w:eastAsia="Noto Sans CJK KR" w:hAnsi="Noto Sans CJK KR"/>
           <w:b/>
           <w:bCs/>
+          <w:i w:val="false"/>
+          <w:iCs w:val="false"/>
           <w:sz w:val="22"/>
           <w:szCs w:val="22"/>
         </w:rPr>
@@ -6495,6 +6767,8 @@
           <w:rFonts w:ascii="Noto Sans CJK KR" w:cs="Noto Sans CJK KR" w:eastAsia="Noto Sans CJK KR" w:hAnsi="Noto Sans CJK KR"/>
           <w:b/>
           <w:bCs/>
+          <w:i w:val="false"/>
+          <w:iCs w:val="false"/>
           <w:sz w:val="22"/>
           <w:szCs w:val="22"/>
         </w:rPr>
@@ -6510,29 +6784,43 @@
           <w:sz w:val="22"/>
           <w:szCs w:val="22"/>
         </w:rPr>
-        <w:t xml:space="preserve">: "the count of new COVID-19 confirmed cases in week t−1 *</w:t>
-      </w:r>
-      <w:r>
-        <w:rPr>
-          <w:rFonts w:ascii="Noto Sans CJK KR" w:cs="Noto Sans CJK KR" w:eastAsia="Noto Sans CJK KR" w:hAnsi="Noto Sans CJK KR"/>
+        <w:t xml:space="preserve">: "the count of new COVID-19 confirmed cases in week t−1 </w:t>
+      </w:r>
+      <w:r>
+        <w:rPr>
+          <w:rFonts w:ascii="Noto Sans CJK KR" w:cs="Noto Sans CJK KR" w:eastAsia="Noto Sans CJK KR" w:hAnsi="Noto Sans CJK KR"/>
+          <w:b/>
+          <w:bCs/>
+          <w:i w:val="false"/>
+          <w:iCs w:val="false"/>
+          <w:sz w:val="22"/>
+          <w:szCs w:val="22"/>
+        </w:rPr>
+        <w:t xml:space="preserve">for motel </w:t>
+      </w:r>
+      <w:r>
+        <w:rPr>
+          <w:rFonts w:ascii="Noto Sans CJK KR" w:cs="Noto Sans CJK KR" w:eastAsia="Noto Sans CJK KR" w:hAnsi="Noto Sans CJK KR"/>
+          <w:b/>
+          <w:bCs/>
           <w:i/>
           <w:iCs/>
           <w:sz w:val="22"/>
           <w:szCs w:val="22"/>
         </w:rPr>
-        <w:t xml:space="preserve">for motel </w:t>
-      </w:r>
-      <w:r>
-        <w:rPr>
-          <w:rFonts w:ascii="Noto Sans CJK KR" w:cs="Noto Sans CJK KR" w:eastAsia="Noto Sans CJK KR" w:hAnsi="Noto Sans CJK KR"/>
-          <w:b w:val="false"/>
-          <w:bCs w:val="false"/>
-          <w:i w:val="false"/>
-          <w:iCs w:val="false"/>
-          <w:sz w:val="22"/>
-          <w:szCs w:val="22"/>
-        </w:rPr>
-        <w:t xml:space="preserve">i***"</w:t>
+        <w:t xml:space="preserve">i</w:t>
+      </w:r>
+      <w:r>
+        <w:rPr>
+          <w:rFonts w:ascii="Noto Sans CJK KR" w:cs="Noto Sans CJK KR" w:eastAsia="Noto Sans CJK KR" w:hAnsi="Noto Sans CJK KR"/>
+          <w:b w:val="false"/>
+          <w:bCs w:val="false"/>
+          <w:i w:val="false"/>
+          <w:iCs w:val="false"/>
+          <w:sz w:val="22"/>
+          <w:szCs w:val="22"/>
+        </w:rPr>
+        <w:t xml:space="preserve">"</w:t>
       </w:r>
     </w:p>
     <w:p>
@@ -6549,6 +6837,8 @@
           <w:rFonts w:ascii="Noto Sans CJK KR" w:cs="Noto Sans CJK KR" w:eastAsia="Noto Sans CJK KR" w:hAnsi="Noto Sans CJK KR"/>
           <w:b/>
           <w:bCs/>
+          <w:i w:val="false"/>
+          <w:iCs w:val="false"/>
           <w:sz w:val="22"/>
           <w:szCs w:val="22"/>
         </w:rPr>
@@ -6571,6 +6861,8 @@
           <w:rFonts w:ascii="Noto Sans CJK KR" w:cs="Noto Sans CJK KR" w:eastAsia="Noto Sans CJK KR" w:hAnsi="Noto Sans CJK KR"/>
           <w:b/>
           <w:bCs/>
+          <w:i w:val="false"/>
+          <w:iCs w:val="false"/>
           <w:sz w:val="22"/>
           <w:szCs w:val="22"/>
         </w:rPr>
@@ -6616,6 +6908,10 @@
       <w:r>
         <w:rPr>
           <w:rFonts w:ascii="Noto Sans Mono CJK KR" w:cs="Noto Sans Mono CJK KR" w:eastAsia="Noto Sans Mono CJK KR" w:hAnsi="Noto Sans Mono CJK KR"/>
+          <w:b w:val="false"/>
+          <w:bCs w:val="false"/>
+          <w:i w:val="false"/>
+          <w:iCs w:val="false"/>
           <w:sz w:val="20"/>
           <w:szCs w:val="20"/>
         </w:rPr>
@@ -6631,35 +6927,39 @@
           <w:sz w:val="22"/>
           <w:szCs w:val="22"/>
         </w:rPr>
-        <w:t xml:space="preserve">, indexing both motel and week. *</w:t>
-      </w:r>
-      <w:r>
-        <w:rPr>
-          <w:rFonts w:ascii="Noto Sans CJK KR" w:cs="Noto Sans CJK KR" w:eastAsia="Noto Sans CJK KR" w:hAnsi="Noto Sans CJK KR"/>
+        <w:t xml:space="preserve">, indexing both motel and week. </w:t>
+      </w:r>
+      <w:r>
+        <w:rPr>
+          <w:rFonts w:ascii="Noto Sans CJK KR" w:cs="Noto Sans CJK KR" w:eastAsia="Noto Sans CJK KR" w:hAnsi="Noto Sans CJK KR"/>
+          <w:b/>
+          <w:bCs/>
+          <w:i w:val="false"/>
+          <w:iCs w:val="false"/>
+          <w:sz w:val="22"/>
+          <w:szCs w:val="22"/>
+        </w:rPr>
+        <w:t xml:space="preserve">Whether this is a single nationwide value shared across all motels or a location- or property-specific value that varies with </w:t>
+      </w:r>
+      <w:r>
+        <w:rPr>
+          <w:rFonts w:ascii="Noto Sans CJK KR" w:cs="Noto Sans CJK KR" w:eastAsia="Noto Sans CJK KR" w:hAnsi="Noto Sans CJK KR"/>
+          <w:b/>
+          <w:bCs/>
           <w:i/>
           <w:iCs/>
           <w:sz w:val="22"/>
           <w:szCs w:val="22"/>
         </w:rPr>
-        <w:t xml:space="preserve">Whether this is a single nationwide value shared across all motels or a location- or property-specific value that varies with </w:t>
-      </w:r>
-      <w:r>
-        <w:rPr>
-          <w:rFonts w:ascii="Noto Sans CJK KR" w:cs="Noto Sans CJK KR" w:eastAsia="Noto Sans CJK KR" w:hAnsi="Noto Sans CJK KR"/>
-          <w:b w:val="false"/>
-          <w:bCs w:val="false"/>
-          <w:i w:val="false"/>
-          <w:iCs w:val="false"/>
-          <w:sz w:val="22"/>
-          <w:szCs w:val="22"/>
-        </w:rPr>
         <w:t xml:space="preserve">i</w:t>
       </w:r>
       <w:r>
         <w:rPr>
           <w:rFonts w:ascii="Noto Sans CJK KR" w:cs="Noto Sans CJK KR" w:eastAsia="Noto Sans CJK KR" w:hAnsi="Noto Sans CJK KR"/>
-          <w:i/>
-          <w:iCs/>
+          <w:b/>
+          <w:bCs/>
+          <w:i w:val="false"/>
+          <w:iCs w:val="false"/>
           <w:sz w:val="22"/>
           <w:szCs w:val="22"/>
         </w:rPr>
@@ -6675,7 +6975,7 @@
           <w:sz w:val="22"/>
           <w:szCs w:val="22"/>
         </w:rPr>
-        <w:t xml:space="preserve">* Until that is settled, the next question cannot be answered.</w:t>
+        <w:t xml:space="preserve"> Until that is settled, the next question cannot be answered.</w:t>
       </w:r>
     </w:p>
     <w:p>
@@ -6700,6 +7000,8 @@
           <w:rFonts w:ascii="Noto Sans CJK KR" w:cs="Noto Sans CJK KR" w:eastAsia="Noto Sans CJK KR" w:hAnsi="Noto Sans CJK KR"/>
           <w:b/>
           <w:bCs/>
+          <w:i w:val="false"/>
+          <w:iCs w:val="false"/>
           <w:sz w:val="22"/>
           <w:szCs w:val="22"/>
         </w:rPr>
@@ -6732,6 +7034,8 @@
           <w:rFonts w:ascii="Noto Sans CJK KR" w:cs="Noto Sans CJK KR" w:eastAsia="Noto Sans CJK KR" w:hAnsi="Noto Sans CJK KR"/>
           <w:b/>
           <w:bCs/>
+          <w:i w:val="false"/>
+          <w:iCs w:val="false"/>
           <w:sz w:val="22"/>
           <w:szCs w:val="22"/>
         </w:rPr>
@@ -6752,6 +7056,8 @@
       <w:r>
         <w:rPr>
           <w:rFonts w:ascii="Noto Sans CJK KR" w:cs="Noto Sans CJK KR" w:eastAsia="Noto Sans CJK KR" w:hAnsi="Noto Sans CJK KR"/>
+          <w:b w:val="false"/>
+          <w:bCs w:val="false"/>
           <w:i/>
           <w:iCs/>
           <w:sz w:val="22"/>
@@ -6776,6 +7082,8 @@
           <w:rFonts w:ascii="Noto Sans CJK KR" w:cs="Noto Sans CJK KR" w:eastAsia="Noto Sans CJK KR" w:hAnsi="Noto Sans CJK KR"/>
           <w:b/>
           <w:bCs/>
+          <w:i w:val="false"/>
+          <w:iCs w:val="false"/>
           <w:sz w:val="22"/>
           <w:szCs w:val="22"/>
         </w:rPr>
@@ -6823,6 +7131,8 @@
           <w:rFonts w:ascii="Noto Sans CJK KR" w:cs="Noto Sans CJK KR" w:eastAsia="Noto Sans CJK KR" w:hAnsi="Noto Sans CJK KR"/>
           <w:b/>
           <w:bCs/>
+          <w:i w:val="false"/>
+          <w:iCs w:val="false"/>
           <w:sz w:val="22"/>
           <w:szCs w:val="22"/>
         </w:rPr>
@@ -6845,6 +7155,8 @@
           <w:rFonts w:ascii="Noto Sans CJK KR" w:cs="Noto Sans CJK KR" w:eastAsia="Noto Sans CJK KR" w:hAnsi="Noto Sans CJK KR"/>
           <w:b/>
           <w:bCs/>
+          <w:i w:val="false"/>
+          <w:iCs w:val="false"/>
           <w:sz w:val="22"/>
           <w:szCs w:val="22"/>
         </w:rPr>
@@ -6867,6 +7179,8 @@
           <w:rFonts w:ascii="Noto Sans CJK KR" w:cs="Noto Sans CJK KR" w:eastAsia="Noto Sans CJK KR" w:hAnsi="Noto Sans CJK KR"/>
           <w:b/>
           <w:bCs/>
+          <w:i w:val="false"/>
+          <w:iCs w:val="false"/>
           <w:sz w:val="22"/>
           <w:szCs w:val="22"/>
         </w:rPr>
@@ -6914,6 +7228,8 @@
           <w:rFonts w:ascii="Noto Sans CJK KR" w:cs="Noto Sans CJK KR" w:eastAsia="Noto Sans CJK KR" w:hAnsi="Noto Sans CJK KR"/>
           <w:b/>
           <w:bCs/>
+          <w:i w:val="false"/>
+          <w:iCs w:val="false"/>
           <w:sz w:val="22"/>
           <w:szCs w:val="22"/>
         </w:rPr>
@@ -6936,6 +7252,8 @@
           <w:rFonts w:ascii="Noto Sans CJK KR" w:cs="Noto Sans CJK KR" w:eastAsia="Noto Sans CJK KR" w:hAnsi="Noto Sans CJK KR"/>
           <w:b/>
           <w:bCs/>
+          <w:i w:val="false"/>
+          <w:iCs w:val="false"/>
           <w:sz w:val="22"/>
           <w:szCs w:val="22"/>
         </w:rPr>
@@ -7029,6 +7347,8 @@
           <w:rFonts w:ascii="Noto Sans CJK KR" w:cs="Noto Sans CJK KR" w:eastAsia="Noto Sans CJK KR" w:hAnsi="Noto Sans CJK KR"/>
           <w:b/>
           <w:bCs/>
+          <w:i w:val="false"/>
+          <w:iCs w:val="false"/>
           <w:sz w:val="22"/>
           <w:szCs w:val="22"/>
         </w:rPr>
@@ -7064,6 +7384,8 @@
           <w:rFonts w:ascii="Noto Sans CJK KR" w:cs="Noto Sans CJK KR" w:eastAsia="Noto Sans CJK KR" w:hAnsi="Noto Sans CJK KR"/>
           <w:b/>
           <w:bCs/>
+          <w:i w:val="false"/>
+          <w:iCs w:val="false"/>
           <w:sz w:val="22"/>
           <w:szCs w:val="22"/>
         </w:rPr>
@@ -7099,6 +7421,8 @@
           <w:rFonts w:ascii="Noto Sans CJK KR" w:cs="Noto Sans CJK KR" w:eastAsia="Noto Sans CJK KR" w:hAnsi="Noto Sans CJK KR"/>
           <w:b/>
           <w:bCs/>
+          <w:i w:val="false"/>
+          <w:iCs w:val="false"/>
           <w:sz w:val="22"/>
           <w:szCs w:val="22"/>
         </w:rPr>
@@ -7134,6 +7458,8 @@
           <w:rFonts w:ascii="Noto Sans CJK KR" w:cs="Noto Sans CJK KR" w:eastAsia="Noto Sans CJK KR" w:hAnsi="Noto Sans CJK KR"/>
           <w:b/>
           <w:bCs/>
+          <w:i w:val="false"/>
+          <w:iCs w:val="false"/>
           <w:sz w:val="22"/>
           <w:szCs w:val="22"/>
         </w:rPr>
@@ -7181,6 +7507,8 @@
           <w:rFonts w:ascii="Noto Sans CJK KR" w:cs="Noto Sans CJK KR" w:eastAsia="Noto Sans CJK KR" w:hAnsi="Noto Sans CJK KR"/>
           <w:b/>
           <w:bCs/>
+          <w:i w:val="false"/>
+          <w:iCs w:val="false"/>
           <w:sz w:val="22"/>
           <w:szCs w:val="22"/>
         </w:rPr>
@@ -7214,6 +7542,8 @@
       <w:r>
         <w:rPr>
           <w:rFonts w:ascii="Noto Sans CJK KR" w:cs="Noto Sans CJK KR" w:eastAsia="Noto Sans CJK KR" w:hAnsi="Noto Sans CJK KR"/>
+          <w:b w:val="false"/>
+          <w:bCs w:val="false"/>
           <w:i/>
           <w:iCs/>
           <w:sz w:val="22"/>
